--- a/2024年/2024年6月中国电子学会软件编程图形化等级考试2级.docx
+++ b/2024年/2024年6月中国电子学会软件编程图形化等级考试2级.docx
@@ -1,42 +1,5 @@
 
-<file path=docProps\app.xml><?xml version="1.0" encoding="utf-8"?>
-<Properties xmlns="http://schemas.openxmlformats.org/officeDocument/2006/extended-properties" xmlns:vt="http://schemas.openxmlformats.org/officeDocument/2006/docPropsVTypes">
-  <Template>Normal.dotm</Template>
-  <Pages>45</Pages>
-  <Words>0</Words>
-  <Characters>0</Characters>
-  <Lines>0</Lines>
-  <Paragraphs>0</Paragraphs>
-  <TotalTime>22</TotalTime>
-  <ScaleCrop>false</ScaleCrop>
-  <LinksUpToDate>false</LinksUpToDate>
-  <CharactersWithSpaces>0</CharactersWithSpaces>
-  <Application>WPS Office_12.1.0.16929_F1E327BC-269C-435d-A152-05C5408002CA</Application>
-  <DocSecurity>0</DocSecurity>
-</Properties>
-</file>
-
-<file path=docProps\core.xml><?xml version="1.0" encoding="utf-8"?>
-<cp:coreProperties xmlns:cp="http://schemas.openxmlformats.org/package/2006/metadata/core-properties" xmlns:dc="http://purl.org/dc/elements/1.1/" xmlns:dcterms="http://purl.org/dc/terms/" xmlns:dcmitype="http://purl.org/dc/dcmitype/" xmlns:xsi="http://www.w3.org/2001/XMLSchema-instance">
-  <dcterms:created xsi:type="dcterms:W3CDTF">2024-07-09T07:49:47Z</dcterms:created>
-  <dc:creator>Administrator</dc:creator>
-  <cp:lastModifiedBy>依依</cp:lastModifiedBy>
-  <dcterms:modified xsi:type="dcterms:W3CDTF">2024-07-09T08:12:37Z</dcterms:modified>
-</cp:coreProperties>
-</file>
-
-<file path=docProps\custom.xml><?xml version="1.0" encoding="utf-8"?>
-<Properties xmlns="http://schemas.openxmlformats.org/officeDocument/2006/custom-properties" xmlns:vt="http://schemas.openxmlformats.org/officeDocument/2006/docPropsVTypes">
-  <property fmtid="{D5CDD505-2E9C-101B-9397-08002B2CF9AE}" pid="2" name="KSOProductBuildVer">
-    <vt:lpwstr>2052-12.1.0.16929</vt:lpwstr>
-  </property>
-  <property fmtid="{D5CDD505-2E9C-101B-9397-08002B2CF9AE}" pid="3" name="ICV">
-    <vt:lpwstr>D73778EF8C3F406381A473D61737AE25_12</vt:lpwstr>
-  </property>
-</Properties>
-</file>
-
-<file path=word\document.xml><?xml version="1.0" encoding="utf-8"?>
+<file path=word/document.xml><?xml version="1.0" encoding="utf-8"?>
 <w:document xmlns:w="http://schemas.openxmlformats.org/wordprocessingml/2006/main" xmlns:r="http://schemas.openxmlformats.org/officeDocument/2006/relationships" xmlns:wp="http://schemas.openxmlformats.org/drawingml/2006/wordprocessingDrawing" xmlns:a="http://schemas.openxmlformats.org/drawingml/2006/main" xmlns:pic="http://schemas.openxmlformats.org/drawingml/2006/picture">
   <w:body>
     <w:p>
@@ -350,23 +313,23 @@
         </w:rPr>
         <w:drawing>
           <wp:inline distT="0" distB="0" distL="0" distR="0">
-            <wp:extent cx="3132000" cy="2857500"/>
+            <wp:extent cx="3717925" cy="4018280"/>
             <wp:effectExtent l="0" t="0" r="0" b="0"/>
-            <wp:docPr id="101" name="Picture 101" descr="image"/>
+            <wp:docPr id="191" name="Picture 191" descr="image"/>
             <wp:cNvGraphicFramePr>
-              <a:graphicFrameLocks xmlns:a="http://schemas.openxmlformats.org/drawingml/2006/main" noChangeAspect="1"/>
+              <a:graphicFrameLocks noChangeAspect="1"/>
             </wp:cNvGraphicFramePr>
-            <a:graphic xmlns:a="http://schemas.openxmlformats.org/drawingml/2006/main">
+            <a:graphic>
               <a:graphicData uri="http://schemas.openxmlformats.org/drawingml/2006/picture">
-                <pic:pic xmlns:pic="http://schemas.openxmlformats.org/drawingml/2006/picture">
+                <pic:pic>
                   <pic:nvPicPr>
-                    <pic:cNvPr id="101" name="Picture 101" descr="image"/>
+                    <pic:cNvPr id="191" name="Picture 191" descr="image"/>
                     <pic:cNvPicPr>
                       <a:picLocks noChangeAspect="1"/>
                     </pic:cNvPicPr>
                   </pic:nvPicPr>
                   <pic:blipFill>
-                    <a:blip r:embed="rId4|rId5"/>
+                    <a:blip r:embed="rId4"/>
                     <a:stretch>
                       <a:fillRect/>
                     </a:stretch>
@@ -374,7 +337,44 @@
                   <pic:spPr>
                     <a:xfrm>
                       <a:off x="0" y="0"/>
-                      <a:ext cx="3132000" cy="2857500"/>
+                      <a:ext cx="3717925" cy="4018280"/>
+                    </a:xfrm>
+                    <a:prstGeom prst="rect">
+                      <a:avLst/>
+                    </a:prstGeom>
+                  </pic:spPr>
+                </pic:pic>
+              </a:graphicData>
+            </a:graphic>
+          </wp:inline>
+        </w:drawing>
+        <w:drawing>
+          <wp:inline distT="0" distB="0" distL="0" distR="0">
+            <wp:extent cx="1483360" cy="1962150"/>
+            <wp:effectExtent l="0" t="0" r="0" b="0"/>
+            <wp:docPr id="192" name="Picture 192" descr="image"/>
+            <wp:cNvGraphicFramePr>
+              <a:graphicFrameLocks noChangeAspect="1"/>
+            </wp:cNvGraphicFramePr>
+            <a:graphic>
+              <a:graphicData uri="http://schemas.openxmlformats.org/drawingml/2006/picture">
+                <pic:pic>
+                  <pic:nvPicPr>
+                    <pic:cNvPr id="192" name="Picture 192" descr="image"/>
+                    <pic:cNvPicPr>
+                      <a:picLocks noChangeAspect="1"/>
+                    </pic:cNvPicPr>
+                  </pic:nvPicPr>
+                  <pic:blipFill>
+                    <a:blip r:embed="rId5"/>
+                    <a:stretch>
+                      <a:fillRect/>
+                    </a:stretch>
+                  </pic:blipFill>
+                  <pic:spPr>
+                    <a:xfrm>
+                      <a:off x="0" y="0"/>
+                      <a:ext cx="1483360" cy="1962150"/>
                     </a:xfrm>
                     <a:prstGeom prst="rect">
                       <a:avLst/>
@@ -716,23 +716,23 @@
         </w:rPr>
         <w:drawing>
           <wp:inline distT="0" distB="0" distL="0" distR="0">
-            <wp:extent cx="3132000" cy="1905000"/>
+            <wp:extent cx="3009265" cy="2247900"/>
             <wp:effectExtent l="0" t="0" r="0" b="0"/>
-            <wp:docPr id="103" name="Picture 103" descr="image"/>
+            <wp:docPr id="193" name="Picture 193" descr="image"/>
             <wp:cNvGraphicFramePr>
-              <a:graphicFrameLocks xmlns:a="http://schemas.openxmlformats.org/drawingml/2006/main" noChangeAspect="1"/>
+              <a:graphicFrameLocks noChangeAspect="1"/>
             </wp:cNvGraphicFramePr>
-            <a:graphic xmlns:a="http://schemas.openxmlformats.org/drawingml/2006/main">
+            <a:graphic>
               <a:graphicData uri="http://schemas.openxmlformats.org/drawingml/2006/picture">
-                <pic:pic xmlns:pic="http://schemas.openxmlformats.org/drawingml/2006/picture">
+                <pic:pic>
                   <pic:nvPicPr>
-                    <pic:cNvPr id="103" name="Picture 103" descr="image"/>
+                    <pic:cNvPr id="193" name="Picture 193" descr="image"/>
                     <pic:cNvPicPr>
                       <a:picLocks noChangeAspect="1"/>
                     </pic:cNvPicPr>
                   </pic:nvPicPr>
                   <pic:blipFill>
-                    <a:blip r:embed="rId7|rId8"/>
+                    <a:blip r:embed="rId7"/>
                     <a:stretch>
                       <a:fillRect/>
                     </a:stretch>
@@ -740,7 +740,44 @@
                   <pic:spPr>
                     <a:xfrm>
                       <a:off x="0" y="0"/>
-                      <a:ext cx="3132000" cy="1905000"/>
+                      <a:ext cx="3009265" cy="2247900"/>
+                    </a:xfrm>
+                    <a:prstGeom prst="rect">
+                      <a:avLst/>
+                    </a:prstGeom>
+                  </pic:spPr>
+                </pic:pic>
+              </a:graphicData>
+            </a:graphic>
+          </wp:inline>
+        </w:drawing>
+        <w:drawing>
+          <wp:inline distT="0" distB="0" distL="0" distR="0">
+            <wp:extent cx="1471295" cy="2192020"/>
+            <wp:effectExtent l="0" t="0" r="0" b="0"/>
+            <wp:docPr id="194" name="Picture 194" descr="image"/>
+            <wp:cNvGraphicFramePr>
+              <a:graphicFrameLocks noChangeAspect="1"/>
+            </wp:cNvGraphicFramePr>
+            <a:graphic>
+              <a:graphicData uri="http://schemas.openxmlformats.org/drawingml/2006/picture">
+                <pic:pic>
+                  <pic:nvPicPr>
+                    <pic:cNvPr id="194" name="Picture 194" descr="image"/>
+                    <pic:cNvPicPr>
+                      <a:picLocks noChangeAspect="1"/>
+                    </pic:cNvPicPr>
+                  </pic:nvPicPr>
+                  <pic:blipFill>
+                    <a:blip r:embed="rId8"/>
+                    <a:stretch>
+                      <a:fillRect/>
+                    </a:stretch>
+                  </pic:blipFill>
+                  <pic:spPr>
+                    <a:xfrm>
+                      <a:off x="0" y="0"/>
+                      <a:ext cx="1471295" cy="2192020"/>
                     </a:xfrm>
                     <a:prstGeom prst="rect">
                       <a:avLst/>
@@ -1194,23 +1231,23 @@
         </w:rPr>
         <w:drawing>
           <wp:inline distT="0" distB="0" distL="0" distR="0">
-            <wp:extent cx="3132000" cy="2857500"/>
+            <wp:extent cx="3082290" cy="2324100"/>
             <wp:effectExtent l="0" t="0" r="0" b="0"/>
-            <wp:docPr id="108" name="Picture 108" descr="image"/>
+            <wp:docPr id="195" name="Picture 195" descr="image"/>
             <wp:cNvGraphicFramePr>
-              <a:graphicFrameLocks xmlns:a="http://schemas.openxmlformats.org/drawingml/2006/main" noChangeAspect="1"/>
+              <a:graphicFrameLocks noChangeAspect="1"/>
             </wp:cNvGraphicFramePr>
-            <a:graphic xmlns:a="http://schemas.openxmlformats.org/drawingml/2006/main">
+            <a:graphic>
               <a:graphicData uri="http://schemas.openxmlformats.org/drawingml/2006/picture">
-                <pic:pic xmlns:pic="http://schemas.openxmlformats.org/drawingml/2006/picture">
+                <pic:pic>
                   <pic:nvPicPr>
-                    <pic:cNvPr id="108" name="Picture 108" descr="image"/>
+                    <pic:cNvPr id="195" name="Picture 195" descr="image"/>
                     <pic:cNvPicPr>
                       <a:picLocks noChangeAspect="1"/>
                     </pic:cNvPicPr>
                   </pic:nvPicPr>
                   <pic:blipFill>
-                    <a:blip r:embed="rId13|rId14"/>
+                    <a:blip r:embed="rId13"/>
                     <a:stretch>
                       <a:fillRect/>
                     </a:stretch>
@@ -1218,7 +1255,7 @@
                   <pic:spPr>
                     <a:xfrm>
                       <a:off x="0" y="0"/>
-                      <a:ext cx="3132000" cy="2857500"/>
+                      <a:ext cx="3082290" cy="2324100"/>
                     </a:xfrm>
                     <a:prstGeom prst="rect">
                       <a:avLst/>
@@ -1229,171 +1266,25 @@
             </a:graphic>
           </wp:inline>
         </w:drawing>
-      </w:r>
-    </w:p>
-    <w:p>
-      <w:pPr>
-        <w:keepNext/>
-        <w:spacing w:before="60" w:after="20" w:line="300" w:lineRule="auto"/>
-        <w:ind w:left="420" w:right="0" w:firstLine="0"/>
-        <w:jc w:val="left"/>
-        <w:rPr>
-          <w:rFonts w:ascii="Times New Roman" w:hAnsi="Times New Roman" w:eastAsia="宋体" w:cs="Times New Roman"/>
-          <w:kern w:val="0"/>
-          <w:sz w:val="21"/>
-          <w:szCs w:val="21"/>
-        </w:rPr>
-      </w:pPr>
-      <w:r>
-        <w:rPr>
-          <w:rFonts w:ascii="Times New Roman" w:hAnsi="Times New Roman" w:eastAsia="宋体" w:cs="Times New Roman"/>
-          <w:kern w:val="0"/>
-          <w:sz w:val="21"/>
-          <w:szCs w:val="21"/>
-        </w:rPr>
-        <w:t xml:space="preserve">A．角色会一直左右移动</w:t>
-      </w:r>
-    </w:p>
-    <w:p>
-      <w:pPr>
-        <w:keepNext/>
-        <w:spacing w:before="60" w:after="20" w:line="300" w:lineRule="auto"/>
-        <w:ind w:left="420" w:right="0" w:firstLine="0"/>
-        <w:jc w:val="left"/>
-        <w:rPr>
-          <w:rFonts w:ascii="Times New Roman" w:hAnsi="Times New Roman" w:eastAsia="宋体" w:cs="Times New Roman"/>
-          <w:kern w:val="0"/>
-          <w:sz w:val="21"/>
-          <w:szCs w:val="21"/>
-        </w:rPr>
-      </w:pPr>
-      <w:r>
-        <w:rPr>
-          <w:rFonts w:ascii="Times New Roman" w:hAnsi="Times New Roman" w:eastAsia="宋体" w:cs="Times New Roman"/>
-          <w:kern w:val="0"/>
-          <w:sz w:val="21"/>
-          <w:szCs w:val="21"/>
-        </w:rPr>
-        <w:t xml:space="preserve">B．角色一动不动</w:t>
-      </w:r>
-    </w:p>
-    <w:p>
-      <w:pPr>
-        <w:keepNext/>
-        <w:spacing w:before="60" w:after="20" w:line="300" w:lineRule="auto"/>
-        <w:ind w:left="420" w:right="0" w:firstLine="0"/>
-        <w:jc w:val="left"/>
-        <w:rPr>
-          <w:rFonts w:ascii="Times New Roman" w:hAnsi="Times New Roman" w:eastAsia="宋体" w:cs="Times New Roman"/>
-          <w:kern w:val="0"/>
-          <w:sz w:val="21"/>
-          <w:szCs w:val="21"/>
-        </w:rPr>
-      </w:pPr>
-      <w:r>
-        <w:rPr>
-          <w:rFonts w:ascii="Times New Roman" w:hAnsi="Times New Roman" w:eastAsia="宋体" w:cs="Times New Roman"/>
-          <w:kern w:val="0"/>
-          <w:sz w:val="21"/>
-          <w:szCs w:val="21"/>
-        </w:rPr>
-        <w:t xml:space="preserve">C．角色会移动直到碰到舞台边缘旋转180度停止</w:t>
-      </w:r>
-    </w:p>
-    <w:p>
-      <w:pPr>
-        <w:keepNext/>
-        <w:spacing w:before="60" w:after="20" w:line="300" w:lineRule="auto"/>
-        <w:ind w:left="420" w:right="0" w:firstLine="0"/>
-        <w:jc w:val="left"/>
-        <w:rPr>
-          <w:rFonts w:ascii="Times New Roman" w:hAnsi="Times New Roman" w:eastAsia="宋体" w:cs="Times New Roman"/>
-          <w:kern w:val="0"/>
-          <w:sz w:val="21"/>
-          <w:szCs w:val="21"/>
-        </w:rPr>
-      </w:pPr>
-      <w:r>
-        <w:rPr>
-          <w:rFonts w:ascii="Times New Roman" w:hAnsi="Times New Roman" w:eastAsia="宋体" w:cs="Times New Roman"/>
-          <w:kern w:val="0"/>
-          <w:sz w:val="21"/>
-          <w:szCs w:val="21"/>
-        </w:rPr>
-        <w:t xml:space="preserve">D．角色旋转180度停止</w:t>
-      </w:r>
-    </w:p>
-    <w:p>
-      <w:pPr>
-        <w:spacing w:before="0" w:after="0" w:line="300" w:lineRule="auto"/>
-        <w:rPr>
-          <w:rFonts w:ascii="Times New Roman" w:hAnsi="Times New Roman" w:eastAsia="宋体" w:cs="Times New Roman"/>
-          <w:kern w:val="0"/>
-          <w:sz w:val="12"/>
-          <w:szCs w:val="12"/>
-        </w:rPr>
-      </w:pPr>
-    </w:p>
-    <w:p>
-      <w:pPr>
-        <w:keepNext/>
-        <w:spacing w:before="40" w:after="30" w:line="300" w:lineRule="auto"/>
-        <w:ind w:left="0" w:right="0" w:firstLine="0"/>
-        <w:jc w:val="left"/>
-        <w:rPr>
-          <w:rFonts w:ascii="Times New Roman" w:hAnsi="Times New Roman" w:eastAsia="宋体" w:cs="Times New Roman"/>
-          <w:kern w:val="0"/>
-          <w:sz w:val="21"/>
-          <w:szCs w:val="21"/>
-        </w:rPr>
-      </w:pPr>
-      <w:r>
-        <w:rPr>
-          <w:rFonts w:ascii="Times New Roman" w:hAnsi="Times New Roman" w:eastAsia="宋体" w:cs="Times New Roman"/>
-          <w:kern w:val="0"/>
-          <w:sz w:val="21"/>
-          <w:szCs w:val="21"/>
-        </w:rPr>
-        <w:t xml:space="preserve">6．当前角色有以下四个造型，运行程序后，造型停留在造型几？（ ）</w:t>
-      </w:r>
-    </w:p>
-    <w:p>
-      <w:pPr>
-        <w:keepNext/>
-        <w:spacing w:before="40" w:after="40" w:line="240" w:lineRule="auto"/>
-        <w:ind w:left="0" w:right="0" w:firstLine="0"/>
-        <w:jc w:val="center"/>
-        <w:rPr>
-          <w:rFonts w:ascii="Times New Roman" w:hAnsi="Times New Roman" w:eastAsia="宋体" w:cs="Times New Roman"/>
-          <w:kern w:val="0"/>
-          <w:sz w:val="21"/>
-          <w:szCs w:val="21"/>
-        </w:rPr>
-      </w:pPr>
-      <w:r>
-        <w:rPr>
-          <w:rFonts w:ascii="Times New Roman" w:hAnsi="Times New Roman" w:eastAsia="宋体"/>
-          <w:sz w:val="21"/>
-        </w:rPr>
         <w:drawing>
           <wp:inline distT="0" distB="0" distL="0" distR="0">
-            <wp:extent cx="3132000" cy="2857500"/>
+            <wp:extent cx="2164715" cy="2654300"/>
             <wp:effectExtent l="0" t="0" r="0" b="0"/>
-            <wp:docPr id="109" name="Picture 109" descr="image"/>
+            <wp:docPr id="196" name="Picture 196" descr="image"/>
             <wp:cNvGraphicFramePr>
-              <a:graphicFrameLocks xmlns:a="http://schemas.openxmlformats.org/drawingml/2006/main" noChangeAspect="1"/>
+              <a:graphicFrameLocks noChangeAspect="1"/>
             </wp:cNvGraphicFramePr>
-            <a:graphic xmlns:a="http://schemas.openxmlformats.org/drawingml/2006/main">
+            <a:graphic>
               <a:graphicData uri="http://schemas.openxmlformats.org/drawingml/2006/picture">
-                <pic:pic xmlns:pic="http://schemas.openxmlformats.org/drawingml/2006/picture">
+                <pic:pic>
                   <pic:nvPicPr>
-                    <pic:cNvPr id="109" name="Picture 109" descr="image"/>
+                    <pic:cNvPr id="196" name="Picture 196" descr="image"/>
                     <pic:cNvPicPr>
                       <a:picLocks noChangeAspect="1"/>
                     </pic:cNvPicPr>
                   </pic:nvPicPr>
                   <pic:blipFill>
-                    <a:blip r:embed="rId15|rId16"/>
+                    <a:blip r:embed="rId14"/>
                     <a:stretch>
                       <a:fillRect/>
                     </a:stretch>
@@ -1401,7 +1292,227 @@
                   <pic:spPr>
                     <a:xfrm>
                       <a:off x="0" y="0"/>
-                      <a:ext cx="3132000" cy="2857500"/>
+                      <a:ext cx="2164715" cy="2654300"/>
+                    </a:xfrm>
+                    <a:prstGeom prst="rect">
+                      <a:avLst/>
+                    </a:prstGeom>
+                  </pic:spPr>
+                </pic:pic>
+              </a:graphicData>
+            </a:graphic>
+          </wp:inline>
+        </w:drawing>
+      </w:r>
+    </w:p>
+    <w:p>
+      <w:pPr>
+        <w:keepNext/>
+        <w:spacing w:before="60" w:after="20" w:line="300" w:lineRule="auto"/>
+        <w:ind w:left="420" w:right="0" w:firstLine="0"/>
+        <w:jc w:val="left"/>
+        <w:rPr>
+          <w:rFonts w:ascii="Times New Roman" w:hAnsi="Times New Roman" w:eastAsia="宋体" w:cs="Times New Roman"/>
+          <w:kern w:val="0"/>
+          <w:sz w:val="21"/>
+          <w:szCs w:val="21"/>
+        </w:rPr>
+      </w:pPr>
+      <w:r>
+        <w:rPr>
+          <w:rFonts w:ascii="Times New Roman" w:hAnsi="Times New Roman" w:eastAsia="宋体" w:cs="Times New Roman"/>
+          <w:kern w:val="0"/>
+          <w:sz w:val="21"/>
+          <w:szCs w:val="21"/>
+        </w:rPr>
+        <w:t xml:space="preserve">A．角色会一直左右移动</w:t>
+      </w:r>
+    </w:p>
+    <w:p>
+      <w:pPr>
+        <w:keepNext/>
+        <w:spacing w:before="60" w:after="20" w:line="300" w:lineRule="auto"/>
+        <w:ind w:left="420" w:right="0" w:firstLine="0"/>
+        <w:jc w:val="left"/>
+        <w:rPr>
+          <w:rFonts w:ascii="Times New Roman" w:hAnsi="Times New Roman" w:eastAsia="宋体" w:cs="Times New Roman"/>
+          <w:kern w:val="0"/>
+          <w:sz w:val="21"/>
+          <w:szCs w:val="21"/>
+        </w:rPr>
+      </w:pPr>
+      <w:r>
+        <w:rPr>
+          <w:rFonts w:ascii="Times New Roman" w:hAnsi="Times New Roman" w:eastAsia="宋体" w:cs="Times New Roman"/>
+          <w:kern w:val="0"/>
+          <w:sz w:val="21"/>
+          <w:szCs w:val="21"/>
+        </w:rPr>
+        <w:t xml:space="preserve">B．角色一动不动</w:t>
+      </w:r>
+    </w:p>
+    <w:p>
+      <w:pPr>
+        <w:keepNext/>
+        <w:spacing w:before="60" w:after="20" w:line="300" w:lineRule="auto"/>
+        <w:ind w:left="420" w:right="0" w:firstLine="0"/>
+        <w:jc w:val="left"/>
+        <w:rPr>
+          <w:rFonts w:ascii="Times New Roman" w:hAnsi="Times New Roman" w:eastAsia="宋体" w:cs="Times New Roman"/>
+          <w:kern w:val="0"/>
+          <w:sz w:val="21"/>
+          <w:szCs w:val="21"/>
+        </w:rPr>
+      </w:pPr>
+      <w:r>
+        <w:rPr>
+          <w:rFonts w:ascii="Times New Roman" w:hAnsi="Times New Roman" w:eastAsia="宋体" w:cs="Times New Roman"/>
+          <w:kern w:val="0"/>
+          <w:sz w:val="21"/>
+          <w:szCs w:val="21"/>
+        </w:rPr>
+        <w:t xml:space="preserve">C．角色会移动直到碰到舞台边缘旋转180度停止</w:t>
+      </w:r>
+    </w:p>
+    <w:p>
+      <w:pPr>
+        <w:keepNext/>
+        <w:spacing w:before="60" w:after="20" w:line="300" w:lineRule="auto"/>
+        <w:ind w:left="420" w:right="0" w:firstLine="0"/>
+        <w:jc w:val="left"/>
+        <w:rPr>
+          <w:rFonts w:ascii="Times New Roman" w:hAnsi="Times New Roman" w:eastAsia="宋体" w:cs="Times New Roman"/>
+          <w:kern w:val="0"/>
+          <w:sz w:val="21"/>
+          <w:szCs w:val="21"/>
+        </w:rPr>
+      </w:pPr>
+      <w:r>
+        <w:rPr>
+          <w:rFonts w:ascii="Times New Roman" w:hAnsi="Times New Roman" w:eastAsia="宋体" w:cs="Times New Roman"/>
+          <w:kern w:val="0"/>
+          <w:sz w:val="21"/>
+          <w:szCs w:val="21"/>
+        </w:rPr>
+        <w:t xml:space="preserve">D．角色旋转180度停止</w:t>
+      </w:r>
+    </w:p>
+    <w:p>
+      <w:pPr>
+        <w:spacing w:before="0" w:after="0" w:line="300" w:lineRule="auto"/>
+        <w:rPr>
+          <w:rFonts w:ascii="Times New Roman" w:hAnsi="Times New Roman" w:eastAsia="宋体" w:cs="Times New Roman"/>
+          <w:kern w:val="0"/>
+          <w:sz w:val="12"/>
+          <w:szCs w:val="12"/>
+        </w:rPr>
+      </w:pPr>
+    </w:p>
+    <w:p>
+      <w:pPr>
+        <w:keepNext/>
+        <w:spacing w:before="40" w:after="30" w:line="300" w:lineRule="auto"/>
+        <w:ind w:left="0" w:right="0" w:firstLine="0"/>
+        <w:jc w:val="left"/>
+        <w:rPr>
+          <w:rFonts w:ascii="Times New Roman" w:hAnsi="Times New Roman" w:eastAsia="宋体" w:cs="Times New Roman"/>
+          <w:kern w:val="0"/>
+          <w:sz w:val="21"/>
+          <w:szCs w:val="21"/>
+        </w:rPr>
+      </w:pPr>
+      <w:r>
+        <w:rPr>
+          <w:rFonts w:ascii="Times New Roman" w:hAnsi="Times New Roman" w:eastAsia="宋体" w:cs="Times New Roman"/>
+          <w:kern w:val="0"/>
+          <w:sz w:val="21"/>
+          <w:szCs w:val="21"/>
+        </w:rPr>
+        <w:t xml:space="preserve">6．当前角色有以下四个造型，运行程序后，造型停留在造型几？（ ）</w:t>
+      </w:r>
+    </w:p>
+    <w:p>
+      <w:pPr>
+        <w:keepNext/>
+        <w:spacing w:before="40" w:after="40" w:line="240" w:lineRule="auto"/>
+        <w:ind w:left="0" w:right="0" w:firstLine="0"/>
+        <w:jc w:val="center"/>
+        <w:rPr>
+          <w:rFonts w:ascii="Times New Roman" w:hAnsi="Times New Roman" w:eastAsia="宋体" w:cs="Times New Roman"/>
+          <w:kern w:val="0"/>
+          <w:sz w:val="21"/>
+          <w:szCs w:val="21"/>
+        </w:rPr>
+      </w:pPr>
+      <w:r>
+        <w:rPr>
+          <w:rFonts w:ascii="Times New Roman" w:hAnsi="Times New Roman" w:eastAsia="宋体"/>
+          <w:sz w:val="21"/>
+        </w:rPr>
+        <w:drawing>
+          <wp:inline distT="0" distB="0" distL="0" distR="0">
+            <wp:extent cx="894715" cy="3505835"/>
+            <wp:effectExtent l="0" t="0" r="0" b="0"/>
+            <wp:docPr id="197" name="Picture 197" descr="image"/>
+            <wp:cNvGraphicFramePr>
+              <a:graphicFrameLocks noChangeAspect="1"/>
+            </wp:cNvGraphicFramePr>
+            <a:graphic>
+              <a:graphicData uri="http://schemas.openxmlformats.org/drawingml/2006/picture">
+                <pic:pic>
+                  <pic:nvPicPr>
+                    <pic:cNvPr id="197" name="Picture 197" descr="image"/>
+                    <pic:cNvPicPr>
+                      <a:picLocks noChangeAspect="1"/>
+                    </pic:cNvPicPr>
+                  </pic:nvPicPr>
+                  <pic:blipFill>
+                    <a:blip r:embed="rId15"/>
+                    <a:stretch>
+                      <a:fillRect/>
+                    </a:stretch>
+                  </pic:blipFill>
+                  <pic:spPr>
+                    <a:xfrm>
+                      <a:off x="0" y="0"/>
+                      <a:ext cx="894715" cy="3505835"/>
+                    </a:xfrm>
+                    <a:prstGeom prst="rect">
+                      <a:avLst/>
+                    </a:prstGeom>
+                  </pic:spPr>
+                </pic:pic>
+              </a:graphicData>
+            </a:graphic>
+          </wp:inline>
+        </w:drawing>
+        <w:drawing>
+          <wp:inline distT="0" distB="0" distL="0" distR="0">
+            <wp:extent cx="1905000" cy="1800225"/>
+            <wp:effectExtent l="0" t="0" r="0" b="0"/>
+            <wp:docPr id="198" name="Picture 198" descr="image"/>
+            <wp:cNvGraphicFramePr>
+              <a:graphicFrameLocks noChangeAspect="1"/>
+            </wp:cNvGraphicFramePr>
+            <a:graphic>
+              <a:graphicData uri="http://schemas.openxmlformats.org/drawingml/2006/picture">
+                <pic:pic>
+                  <pic:nvPicPr>
+                    <pic:cNvPr id="198" name="Picture 198" descr="image"/>
+                    <pic:cNvPicPr>
+                      <a:picLocks noChangeAspect="1"/>
+                    </pic:cNvPicPr>
+                  </pic:nvPicPr>
+                  <pic:blipFill>
+                    <a:blip r:embed="rId16"/>
+                    <a:stretch>
+                      <a:fillRect/>
+                    </a:stretch>
+                  </pic:blipFill>
+                  <pic:spPr>
+                    <a:xfrm>
+                      <a:off x="0" y="0"/>
+                      <a:ext cx="1905000" cy="1800225"/>
                     </a:xfrm>
                     <a:prstGeom prst="rect">
                       <a:avLst/>
@@ -3749,23 +3860,23 @@
         </w:rPr>
         <w:drawing>
           <wp:inline distT="0" distB="0" distL="0" distR="0">
-            <wp:extent cx="3132000" cy="2857500"/>
+            <wp:extent cx="2522855" cy="1890395"/>
             <wp:effectExtent l="0" t="0" r="0" b="0"/>
-            <wp:docPr id="129" name="Picture 129" descr="image"/>
+            <wp:docPr id="199" name="Picture 199" descr="image"/>
             <wp:cNvGraphicFramePr>
-              <a:graphicFrameLocks xmlns:a="http://schemas.openxmlformats.org/drawingml/2006/main" noChangeAspect="1"/>
+              <a:graphicFrameLocks noChangeAspect="1"/>
             </wp:cNvGraphicFramePr>
-            <a:graphic xmlns:a="http://schemas.openxmlformats.org/drawingml/2006/main">
+            <a:graphic>
               <a:graphicData uri="http://schemas.openxmlformats.org/drawingml/2006/picture">
-                <pic:pic xmlns:pic="http://schemas.openxmlformats.org/drawingml/2006/picture">
+                <pic:pic>
                   <pic:nvPicPr>
-                    <pic:cNvPr id="129" name="Picture 129" descr="image"/>
+                    <pic:cNvPr id="199" name="Picture 199" descr="image"/>
                     <pic:cNvPicPr>
                       <a:picLocks noChangeAspect="1"/>
                     </pic:cNvPicPr>
                   </pic:nvPicPr>
                   <pic:blipFill>
-                    <a:blip r:embed="rId36|rId37"/>
+                    <a:blip r:embed="rId36"/>
                     <a:stretch>
                       <a:fillRect/>
                     </a:stretch>
@@ -3773,7 +3884,7 @@
                   <pic:spPr>
                     <a:xfrm>
                       <a:off x="0" y="0"/>
-                      <a:ext cx="3132000" cy="2857500"/>
+                      <a:ext cx="2522855" cy="1890395"/>
                     </a:xfrm>
                     <a:prstGeom prst="rect">
                       <a:avLst/>
@@ -3784,297 +3895,25 @@
             </a:graphic>
           </wp:inline>
         </w:drawing>
-      </w:r>
-    </w:p>
-    <w:p>
-      <w:pPr>
-        <w:keepNext/>
-        <w:spacing w:before="60" w:after="20" w:line="300" w:lineRule="auto"/>
-        <w:ind w:left="420" w:right="0" w:firstLine="0"/>
-        <w:jc w:val="left"/>
-        <w:rPr>
-          <w:rFonts w:ascii="Times New Roman" w:hAnsi="Times New Roman" w:eastAsia="宋体" w:cs="Times New Roman"/>
-          <w:kern w:val="0"/>
-          <w:sz w:val="21"/>
-          <w:szCs w:val="21"/>
-        </w:rPr>
-      </w:pPr>
-      <w:r>
-        <w:rPr>
-          <w:rFonts w:ascii="Times New Roman" w:hAnsi="Times New Roman" w:eastAsia="宋体" w:cs="Times New Roman"/>
-          <w:kern w:val="0"/>
-          <w:sz w:val="21"/>
-          <w:szCs w:val="21"/>
-        </w:rPr>
-        <w:t xml:space="preserve">A．左上角</w:t>
-      </w:r>
-    </w:p>
-    <w:p>
-      <w:pPr>
-        <w:keepNext/>
-        <w:spacing w:before="60" w:after="20" w:line="300" w:lineRule="auto"/>
-        <w:ind w:left="420" w:right="0" w:firstLine="0"/>
-        <w:jc w:val="left"/>
-        <w:rPr>
-          <w:rFonts w:ascii="Times New Roman" w:hAnsi="Times New Roman" w:eastAsia="宋体" w:cs="Times New Roman"/>
-          <w:kern w:val="0"/>
-          <w:sz w:val="21"/>
-          <w:szCs w:val="21"/>
-        </w:rPr>
-      </w:pPr>
-      <w:r>
-        <w:rPr>
-          <w:rFonts w:ascii="Times New Roman" w:hAnsi="Times New Roman" w:eastAsia="宋体" w:cs="Times New Roman"/>
-          <w:kern w:val="0"/>
-          <w:sz w:val="21"/>
-          <w:szCs w:val="21"/>
-        </w:rPr>
-        <w:t xml:space="preserve">B．左下角</w:t>
-      </w:r>
-    </w:p>
-    <w:p>
-      <w:pPr>
-        <w:keepNext/>
-        <w:spacing w:before="60" w:after="20" w:line="300" w:lineRule="auto"/>
-        <w:ind w:left="420" w:right="0" w:firstLine="0"/>
-        <w:jc w:val="left"/>
-        <w:rPr>
-          <w:rFonts w:ascii="Times New Roman" w:hAnsi="Times New Roman" w:eastAsia="宋体" w:cs="Times New Roman"/>
-          <w:kern w:val="0"/>
-          <w:sz w:val="21"/>
-          <w:szCs w:val="21"/>
-        </w:rPr>
-      </w:pPr>
-      <w:r>
-        <w:rPr>
-          <w:rFonts w:ascii="Times New Roman" w:hAnsi="Times New Roman" w:eastAsia="宋体" w:cs="Times New Roman"/>
-          <w:kern w:val="0"/>
-          <w:sz w:val="21"/>
-          <w:szCs w:val="21"/>
-        </w:rPr>
-        <w:t xml:space="preserve">C．右上角</w:t>
-      </w:r>
-    </w:p>
-    <w:p>
-      <w:pPr>
-        <w:keepNext/>
-        <w:spacing w:before="60" w:after="20" w:line="300" w:lineRule="auto"/>
-        <w:ind w:left="420" w:right="0" w:firstLine="0"/>
-        <w:jc w:val="left"/>
-        <w:rPr>
-          <w:rFonts w:ascii="Times New Roman" w:hAnsi="Times New Roman" w:eastAsia="宋体" w:cs="Times New Roman"/>
-          <w:kern w:val="0"/>
-          <w:sz w:val="21"/>
-          <w:szCs w:val="21"/>
-        </w:rPr>
-      </w:pPr>
-      <w:r>
-        <w:rPr>
-          <w:rFonts w:ascii="Times New Roman" w:hAnsi="Times New Roman" w:eastAsia="宋体" w:cs="Times New Roman"/>
-          <w:kern w:val="0"/>
-          <w:sz w:val="21"/>
-          <w:szCs w:val="21"/>
-        </w:rPr>
-        <w:t xml:space="preserve">D．右下角</w:t>
-      </w:r>
-    </w:p>
-    <w:p>
-      <w:pPr>
-        <w:spacing w:before="0" w:after="0" w:line="300" w:lineRule="auto"/>
-        <w:rPr>
-          <w:rFonts w:ascii="Times New Roman" w:hAnsi="Times New Roman" w:eastAsia="宋体" w:cs="Times New Roman"/>
-          <w:kern w:val="0"/>
-          <w:sz w:val="12"/>
-          <w:szCs w:val="12"/>
-        </w:rPr>
-      </w:pPr>
-    </w:p>
-    <w:p>
-      <w:pPr>
-        <w:keepNext/>
-        <w:spacing w:before="40" w:after="30" w:line="300" w:lineRule="auto"/>
-        <w:ind w:left="0" w:right="0" w:firstLine="0"/>
-        <w:jc w:val="left"/>
-        <w:rPr>
-          <w:rFonts w:ascii="Times New Roman" w:hAnsi="Times New Roman" w:eastAsia="宋体" w:cs="Times New Roman"/>
-          <w:kern w:val="0"/>
-          <w:sz w:val="21"/>
-          <w:szCs w:val="21"/>
-        </w:rPr>
-      </w:pPr>
-      <w:r>
-        <w:rPr>
-          <w:rFonts w:ascii="Times New Roman" w:hAnsi="Times New Roman" w:eastAsia="宋体" w:cs="Times New Roman"/>
-          <w:kern w:val="0"/>
-          <w:sz w:val="21"/>
-          <w:szCs w:val="21"/>
-        </w:rPr>
-        <w:t xml:space="preserve">15．在一次跑步比赛中，小华做裁判，小明、小红和小刚三人参与跑步。小明比小红跑得快，小刚比小明跑得慢。请问，谁是第一名？（ ）</w:t>
-      </w:r>
-    </w:p>
-    <w:p>
-      <w:pPr>
-        <w:keepNext/>
-        <w:spacing w:before="60" w:after="20" w:line="300" w:lineRule="auto"/>
-        <w:ind w:left="420" w:right="0" w:firstLine="0"/>
-        <w:jc w:val="left"/>
-        <w:rPr>
-          <w:rFonts w:ascii="Times New Roman" w:hAnsi="Times New Roman" w:eastAsia="宋体" w:cs="Times New Roman"/>
-          <w:kern w:val="0"/>
-          <w:sz w:val="21"/>
-          <w:szCs w:val="21"/>
-        </w:rPr>
-      </w:pPr>
-      <w:r>
-        <w:rPr>
-          <w:rFonts w:ascii="Times New Roman" w:hAnsi="Times New Roman" w:eastAsia="宋体" w:cs="Times New Roman"/>
-          <w:kern w:val="0"/>
-          <w:sz w:val="21"/>
-          <w:szCs w:val="21"/>
-        </w:rPr>
-        <w:t xml:space="preserve">A．小华</w:t>
-      </w:r>
-    </w:p>
-    <w:p>
-      <w:pPr>
-        <w:keepNext/>
-        <w:spacing w:before="60" w:after="20" w:line="300" w:lineRule="auto"/>
-        <w:ind w:left="420" w:right="0" w:firstLine="0"/>
-        <w:jc w:val="left"/>
-        <w:rPr>
-          <w:rFonts w:ascii="Times New Roman" w:hAnsi="Times New Roman" w:eastAsia="宋体" w:cs="Times New Roman"/>
-          <w:kern w:val="0"/>
-          <w:sz w:val="21"/>
-          <w:szCs w:val="21"/>
-        </w:rPr>
-      </w:pPr>
-      <w:r>
-        <w:rPr>
-          <w:rFonts w:ascii="Times New Roman" w:hAnsi="Times New Roman" w:eastAsia="宋体" w:cs="Times New Roman"/>
-          <w:kern w:val="0"/>
-          <w:sz w:val="21"/>
-          <w:szCs w:val="21"/>
-        </w:rPr>
-        <w:t xml:space="preserve">B．小明</w:t>
-      </w:r>
-    </w:p>
-    <w:p>
-      <w:pPr>
-        <w:keepNext/>
-        <w:spacing w:before="60" w:after="20" w:line="300" w:lineRule="auto"/>
-        <w:ind w:left="420" w:right="0" w:firstLine="0"/>
-        <w:jc w:val="left"/>
-        <w:rPr>
-          <w:rFonts w:ascii="Times New Roman" w:hAnsi="Times New Roman" w:eastAsia="宋体" w:cs="Times New Roman"/>
-          <w:kern w:val="0"/>
-          <w:sz w:val="21"/>
-          <w:szCs w:val="21"/>
-        </w:rPr>
-      </w:pPr>
-      <w:r>
-        <w:rPr>
-          <w:rFonts w:ascii="Times New Roman" w:hAnsi="Times New Roman" w:eastAsia="宋体" w:cs="Times New Roman"/>
-          <w:kern w:val="0"/>
-          <w:sz w:val="21"/>
-          <w:szCs w:val="21"/>
-        </w:rPr>
-        <w:t xml:space="preserve">C．小红</w:t>
-      </w:r>
-    </w:p>
-    <w:p>
-      <w:pPr>
-        <w:keepNext/>
-        <w:spacing w:before="60" w:after="20" w:line="300" w:lineRule="auto"/>
-        <w:ind w:left="420" w:right="0" w:firstLine="0"/>
-        <w:jc w:val="left"/>
-        <w:rPr>
-          <w:rFonts w:ascii="Times New Roman" w:hAnsi="Times New Roman" w:eastAsia="宋体" w:cs="Times New Roman"/>
-          <w:kern w:val="0"/>
-          <w:sz w:val="21"/>
-          <w:szCs w:val="21"/>
-        </w:rPr>
-      </w:pPr>
-      <w:r>
-        <w:rPr>
-          <w:rFonts w:ascii="Times New Roman" w:hAnsi="Times New Roman" w:eastAsia="宋体" w:cs="Times New Roman"/>
-          <w:kern w:val="0"/>
-          <w:sz w:val="21"/>
-          <w:szCs w:val="21"/>
-        </w:rPr>
-        <w:t xml:space="preserve">D．小刚</w:t>
-      </w:r>
-    </w:p>
-    <w:p>
-      <w:pPr>
-        <w:spacing w:before="0" w:after="0" w:line="300" w:lineRule="auto"/>
-        <w:rPr>
-          <w:rFonts w:ascii="Times New Roman" w:hAnsi="Times New Roman" w:eastAsia="宋体" w:cs="Times New Roman"/>
-          <w:kern w:val="0"/>
-          <w:sz w:val="12"/>
-          <w:szCs w:val="12"/>
-        </w:rPr>
-      </w:pPr>
-    </w:p>
-    <w:p>
-      <w:pPr>
-        <w:keepNext/>
-        <w:spacing w:before="40" w:after="30" w:line="300" w:lineRule="auto"/>
-        <w:ind w:left="0" w:right="0" w:firstLine="0"/>
-        <w:jc w:val="left"/>
-        <w:rPr>
-          <w:rFonts w:ascii="Times New Roman" w:hAnsi="Times New Roman" w:eastAsia="宋体" w:cs="Times New Roman"/>
-          <w:kern w:val="0"/>
-          <w:sz w:val="21"/>
-          <w:szCs w:val="21"/>
-        </w:rPr>
-      </w:pPr>
-      <w:r>
-        <w:rPr>
-          <w:rFonts w:ascii="Times New Roman" w:hAnsi="Times New Roman" w:eastAsia="宋体" w:cs="Times New Roman"/>
-          <w:kern w:val="0"/>
-          <w:sz w:val="21"/>
-          <w:szCs w:val="21"/>
-        </w:rPr>
-        <w:t xml:space="preserve">16．角色初始位置如下左图所示，运行下列哪个程序后，舞台上角色位置会如右图所示？（ ）</w:t>
-      </w:r>
-    </w:p>
-    <w:p>
-      <w:pPr>
-        <w:keepNext/>
-        <w:spacing w:before="40" w:after="40" w:line="240" w:lineRule="auto"/>
-        <w:ind w:left="0" w:right="0" w:firstLine="0"/>
-        <w:jc w:val="center"/>
-        <w:rPr>
-          <w:rFonts w:ascii="Times New Roman" w:hAnsi="Times New Roman" w:eastAsia="宋体" w:cs="Times New Roman"/>
-          <w:kern w:val="0"/>
-          <w:sz w:val="21"/>
-          <w:szCs w:val="21"/>
-        </w:rPr>
-      </w:pPr>
-      <w:r>
-        <w:rPr>
-          <w:rFonts w:ascii="Times New Roman" w:hAnsi="Times New Roman" w:eastAsia="宋体"/>
-          <w:sz w:val="21"/>
-        </w:rPr>
         <w:drawing>
           <wp:inline distT="0" distB="0" distL="0" distR="0">
-            <wp:extent cx="3132000" cy="1905000"/>
+            <wp:extent cx="2282190" cy="1837690"/>
             <wp:effectExtent l="0" t="0" r="0" b="0"/>
-            <wp:docPr id="130" name="Picture 130" descr="image"/>
+            <wp:docPr id="200" name="Picture 200" descr="image"/>
             <wp:cNvGraphicFramePr>
-              <a:graphicFrameLocks xmlns:a="http://schemas.openxmlformats.org/drawingml/2006/main" noChangeAspect="1"/>
+              <a:graphicFrameLocks noChangeAspect="1"/>
             </wp:cNvGraphicFramePr>
-            <a:graphic xmlns:a="http://schemas.openxmlformats.org/drawingml/2006/main">
+            <a:graphic>
               <a:graphicData uri="http://schemas.openxmlformats.org/drawingml/2006/picture">
-                <pic:pic xmlns:pic="http://schemas.openxmlformats.org/drawingml/2006/picture">
+                <pic:pic>
                   <pic:nvPicPr>
-                    <pic:cNvPr id="130" name="Picture 130" descr="image"/>
+                    <pic:cNvPr id="200" name="Picture 200" descr="image"/>
                     <pic:cNvPicPr>
                       <a:picLocks noChangeAspect="1"/>
                     </pic:cNvPicPr>
                   </pic:nvPicPr>
                   <pic:blipFill>
-                    <a:blip r:embed="rId38|rId39"/>
+                    <a:blip r:embed="rId37"/>
                     <a:stretch>
                       <a:fillRect/>
                     </a:stretch>
@@ -4082,7 +3921,353 @@
                   <pic:spPr>
                     <a:xfrm>
                       <a:off x="0" y="0"/>
-                      <a:ext cx="3132000" cy="1905000"/>
+                      <a:ext cx="2282190" cy="1837690"/>
+                    </a:xfrm>
+                    <a:prstGeom prst="rect">
+                      <a:avLst/>
+                    </a:prstGeom>
+                  </pic:spPr>
+                </pic:pic>
+              </a:graphicData>
+            </a:graphic>
+          </wp:inline>
+        </w:drawing>
+      </w:r>
+    </w:p>
+    <w:p>
+      <w:pPr>
+        <w:keepNext/>
+        <w:spacing w:before="60" w:after="20" w:line="300" w:lineRule="auto"/>
+        <w:ind w:left="420" w:right="0" w:firstLine="0"/>
+        <w:jc w:val="left"/>
+        <w:rPr>
+          <w:rFonts w:ascii="Times New Roman" w:hAnsi="Times New Roman" w:eastAsia="宋体" w:cs="Times New Roman"/>
+          <w:kern w:val="0"/>
+          <w:sz w:val="21"/>
+          <w:szCs w:val="21"/>
+        </w:rPr>
+      </w:pPr>
+      <w:r>
+        <w:rPr>
+          <w:rFonts w:ascii="Times New Roman" w:hAnsi="Times New Roman" w:eastAsia="宋体" w:cs="Times New Roman"/>
+          <w:kern w:val="0"/>
+          <w:sz w:val="21"/>
+          <w:szCs w:val="21"/>
+        </w:rPr>
+        <w:t xml:space="preserve">A．左上角</w:t>
+      </w:r>
+    </w:p>
+    <w:p>
+      <w:pPr>
+        <w:keepNext/>
+        <w:spacing w:before="60" w:after="20" w:line="300" w:lineRule="auto"/>
+        <w:ind w:left="420" w:right="0" w:firstLine="0"/>
+        <w:jc w:val="left"/>
+        <w:rPr>
+          <w:rFonts w:ascii="Times New Roman" w:hAnsi="Times New Roman" w:eastAsia="宋体" w:cs="Times New Roman"/>
+          <w:kern w:val="0"/>
+          <w:sz w:val="21"/>
+          <w:szCs w:val="21"/>
+        </w:rPr>
+      </w:pPr>
+      <w:r>
+        <w:rPr>
+          <w:rFonts w:ascii="Times New Roman" w:hAnsi="Times New Roman" w:eastAsia="宋体" w:cs="Times New Roman"/>
+          <w:kern w:val="0"/>
+          <w:sz w:val="21"/>
+          <w:szCs w:val="21"/>
+        </w:rPr>
+        <w:t xml:space="preserve">B．左下角</w:t>
+      </w:r>
+    </w:p>
+    <w:p>
+      <w:pPr>
+        <w:keepNext/>
+        <w:spacing w:before="60" w:after="20" w:line="300" w:lineRule="auto"/>
+        <w:ind w:left="420" w:right="0" w:firstLine="0"/>
+        <w:jc w:val="left"/>
+        <w:rPr>
+          <w:rFonts w:ascii="Times New Roman" w:hAnsi="Times New Roman" w:eastAsia="宋体" w:cs="Times New Roman"/>
+          <w:kern w:val="0"/>
+          <w:sz w:val="21"/>
+          <w:szCs w:val="21"/>
+        </w:rPr>
+      </w:pPr>
+      <w:r>
+        <w:rPr>
+          <w:rFonts w:ascii="Times New Roman" w:hAnsi="Times New Roman" w:eastAsia="宋体" w:cs="Times New Roman"/>
+          <w:kern w:val="0"/>
+          <w:sz w:val="21"/>
+          <w:szCs w:val="21"/>
+        </w:rPr>
+        <w:t xml:space="preserve">C．右上角</w:t>
+      </w:r>
+    </w:p>
+    <w:p>
+      <w:pPr>
+        <w:keepNext/>
+        <w:spacing w:before="60" w:after="20" w:line="300" w:lineRule="auto"/>
+        <w:ind w:left="420" w:right="0" w:firstLine="0"/>
+        <w:jc w:val="left"/>
+        <w:rPr>
+          <w:rFonts w:ascii="Times New Roman" w:hAnsi="Times New Roman" w:eastAsia="宋体" w:cs="Times New Roman"/>
+          <w:kern w:val="0"/>
+          <w:sz w:val="21"/>
+          <w:szCs w:val="21"/>
+        </w:rPr>
+      </w:pPr>
+      <w:r>
+        <w:rPr>
+          <w:rFonts w:ascii="Times New Roman" w:hAnsi="Times New Roman" w:eastAsia="宋体" w:cs="Times New Roman"/>
+          <w:kern w:val="0"/>
+          <w:sz w:val="21"/>
+          <w:szCs w:val="21"/>
+        </w:rPr>
+        <w:t xml:space="preserve">D．右下角</w:t>
+      </w:r>
+    </w:p>
+    <w:p>
+      <w:pPr>
+        <w:spacing w:before="0" w:after="0" w:line="300" w:lineRule="auto"/>
+        <w:rPr>
+          <w:rFonts w:ascii="Times New Roman" w:hAnsi="Times New Roman" w:eastAsia="宋体" w:cs="Times New Roman"/>
+          <w:kern w:val="0"/>
+          <w:sz w:val="12"/>
+          <w:szCs w:val="12"/>
+        </w:rPr>
+      </w:pPr>
+    </w:p>
+    <w:p>
+      <w:pPr>
+        <w:keepNext/>
+        <w:spacing w:before="40" w:after="30" w:line="300" w:lineRule="auto"/>
+        <w:ind w:left="0" w:right="0" w:firstLine="0"/>
+        <w:jc w:val="left"/>
+        <w:rPr>
+          <w:rFonts w:ascii="Times New Roman" w:hAnsi="Times New Roman" w:eastAsia="宋体" w:cs="Times New Roman"/>
+          <w:kern w:val="0"/>
+          <w:sz w:val="21"/>
+          <w:szCs w:val="21"/>
+        </w:rPr>
+      </w:pPr>
+      <w:r>
+        <w:rPr>
+          <w:rFonts w:ascii="Times New Roman" w:hAnsi="Times New Roman" w:eastAsia="宋体" w:cs="Times New Roman"/>
+          <w:kern w:val="0"/>
+          <w:sz w:val="21"/>
+          <w:szCs w:val="21"/>
+        </w:rPr>
+        <w:t xml:space="preserve">15．在一次跑步比赛中，小华做裁判，小明、小红和小刚三人参与跑步。小明比小红跑得快，小刚比小明跑得慢。请问，谁是第一名？（ ）</w:t>
+      </w:r>
+    </w:p>
+    <w:p>
+      <w:pPr>
+        <w:keepNext/>
+        <w:spacing w:before="60" w:after="20" w:line="300" w:lineRule="auto"/>
+        <w:ind w:left="420" w:right="0" w:firstLine="0"/>
+        <w:jc w:val="left"/>
+        <w:rPr>
+          <w:rFonts w:ascii="Times New Roman" w:hAnsi="Times New Roman" w:eastAsia="宋体" w:cs="Times New Roman"/>
+          <w:kern w:val="0"/>
+          <w:sz w:val="21"/>
+          <w:szCs w:val="21"/>
+        </w:rPr>
+      </w:pPr>
+      <w:r>
+        <w:rPr>
+          <w:rFonts w:ascii="Times New Roman" w:hAnsi="Times New Roman" w:eastAsia="宋体" w:cs="Times New Roman"/>
+          <w:kern w:val="0"/>
+          <w:sz w:val="21"/>
+          <w:szCs w:val="21"/>
+        </w:rPr>
+        <w:t xml:space="preserve">A．小华</w:t>
+      </w:r>
+    </w:p>
+    <w:p>
+      <w:pPr>
+        <w:keepNext/>
+        <w:spacing w:before="60" w:after="20" w:line="300" w:lineRule="auto"/>
+        <w:ind w:left="420" w:right="0" w:firstLine="0"/>
+        <w:jc w:val="left"/>
+        <w:rPr>
+          <w:rFonts w:ascii="Times New Roman" w:hAnsi="Times New Roman" w:eastAsia="宋体" w:cs="Times New Roman"/>
+          <w:kern w:val="0"/>
+          <w:sz w:val="21"/>
+          <w:szCs w:val="21"/>
+        </w:rPr>
+      </w:pPr>
+      <w:r>
+        <w:rPr>
+          <w:rFonts w:ascii="Times New Roman" w:hAnsi="Times New Roman" w:eastAsia="宋体" w:cs="Times New Roman"/>
+          <w:kern w:val="0"/>
+          <w:sz w:val="21"/>
+          <w:szCs w:val="21"/>
+        </w:rPr>
+        <w:t xml:space="preserve">B．小明</w:t>
+      </w:r>
+    </w:p>
+    <w:p>
+      <w:pPr>
+        <w:keepNext/>
+        <w:spacing w:before="60" w:after="20" w:line="300" w:lineRule="auto"/>
+        <w:ind w:left="420" w:right="0" w:firstLine="0"/>
+        <w:jc w:val="left"/>
+        <w:rPr>
+          <w:rFonts w:ascii="Times New Roman" w:hAnsi="Times New Roman" w:eastAsia="宋体" w:cs="Times New Roman"/>
+          <w:kern w:val="0"/>
+          <w:sz w:val="21"/>
+          <w:szCs w:val="21"/>
+        </w:rPr>
+      </w:pPr>
+      <w:r>
+        <w:rPr>
+          <w:rFonts w:ascii="Times New Roman" w:hAnsi="Times New Roman" w:eastAsia="宋体" w:cs="Times New Roman"/>
+          <w:kern w:val="0"/>
+          <w:sz w:val="21"/>
+          <w:szCs w:val="21"/>
+        </w:rPr>
+        <w:t xml:space="preserve">C．小红</w:t>
+      </w:r>
+    </w:p>
+    <w:p>
+      <w:pPr>
+        <w:keepNext/>
+        <w:spacing w:before="60" w:after="20" w:line="300" w:lineRule="auto"/>
+        <w:ind w:left="420" w:right="0" w:firstLine="0"/>
+        <w:jc w:val="left"/>
+        <w:rPr>
+          <w:rFonts w:ascii="Times New Roman" w:hAnsi="Times New Roman" w:eastAsia="宋体" w:cs="Times New Roman"/>
+          <w:kern w:val="0"/>
+          <w:sz w:val="21"/>
+          <w:szCs w:val="21"/>
+        </w:rPr>
+      </w:pPr>
+      <w:r>
+        <w:rPr>
+          <w:rFonts w:ascii="Times New Roman" w:hAnsi="Times New Roman" w:eastAsia="宋体" w:cs="Times New Roman"/>
+          <w:kern w:val="0"/>
+          <w:sz w:val="21"/>
+          <w:szCs w:val="21"/>
+        </w:rPr>
+        <w:t xml:space="preserve">D．小刚</w:t>
+      </w:r>
+    </w:p>
+    <w:p>
+      <w:pPr>
+        <w:spacing w:before="0" w:after="0" w:line="300" w:lineRule="auto"/>
+        <w:rPr>
+          <w:rFonts w:ascii="Times New Roman" w:hAnsi="Times New Roman" w:eastAsia="宋体" w:cs="Times New Roman"/>
+          <w:kern w:val="0"/>
+          <w:sz w:val="12"/>
+          <w:szCs w:val="12"/>
+        </w:rPr>
+      </w:pPr>
+    </w:p>
+    <w:p>
+      <w:pPr>
+        <w:keepNext/>
+        <w:spacing w:before="40" w:after="30" w:line="300" w:lineRule="auto"/>
+        <w:ind w:left="0" w:right="0" w:firstLine="0"/>
+        <w:jc w:val="left"/>
+        <w:rPr>
+          <w:rFonts w:ascii="Times New Roman" w:hAnsi="Times New Roman" w:eastAsia="宋体" w:cs="Times New Roman"/>
+          <w:kern w:val="0"/>
+          <w:sz w:val="21"/>
+          <w:szCs w:val="21"/>
+        </w:rPr>
+      </w:pPr>
+      <w:r>
+        <w:rPr>
+          <w:rFonts w:ascii="Times New Roman" w:hAnsi="Times New Roman" w:eastAsia="宋体" w:cs="Times New Roman"/>
+          <w:kern w:val="0"/>
+          <w:sz w:val="21"/>
+          <w:szCs w:val="21"/>
+        </w:rPr>
+        <w:t xml:space="preserve">16．角色初始位置如下左图所示，运行下列哪个程序后，舞台上角色位置会如右图所示？（ ）</w:t>
+      </w:r>
+    </w:p>
+    <w:p>
+      <w:pPr>
+        <w:keepNext/>
+        <w:spacing w:before="40" w:after="40" w:line="240" w:lineRule="auto"/>
+        <w:ind w:left="0" w:right="0" w:firstLine="0"/>
+        <w:jc w:val="center"/>
+        <w:rPr>
+          <w:rFonts w:ascii="Times New Roman" w:hAnsi="Times New Roman" w:eastAsia="宋体" w:cs="Times New Roman"/>
+          <w:kern w:val="0"/>
+          <w:sz w:val="21"/>
+          <w:szCs w:val="21"/>
+        </w:rPr>
+      </w:pPr>
+      <w:r>
+        <w:rPr>
+          <w:rFonts w:ascii="Times New Roman" w:hAnsi="Times New Roman" w:eastAsia="宋体"/>
+          <w:sz w:val="21"/>
+        </w:rPr>
+        <w:drawing>
+          <wp:inline distT="0" distB="0" distL="0" distR="0">
+            <wp:extent cx="2553335" cy="1925955"/>
+            <wp:effectExtent l="0" t="0" r="0" b="0"/>
+            <wp:docPr id="201" name="Picture 201" descr="image"/>
+            <wp:cNvGraphicFramePr>
+              <a:graphicFrameLocks noChangeAspect="1"/>
+            </wp:cNvGraphicFramePr>
+            <a:graphic>
+              <a:graphicData uri="http://schemas.openxmlformats.org/drawingml/2006/picture">
+                <pic:pic>
+                  <pic:nvPicPr>
+                    <pic:cNvPr id="201" name="Picture 201" descr="image"/>
+                    <pic:cNvPicPr>
+                      <a:picLocks noChangeAspect="1"/>
+                    </pic:cNvPicPr>
+                  </pic:nvPicPr>
+                  <pic:blipFill>
+                    <a:blip r:embed="rId38"/>
+                    <a:stretch>
+                      <a:fillRect/>
+                    </a:stretch>
+                  </pic:blipFill>
+                  <pic:spPr>
+                    <a:xfrm>
+                      <a:off x="0" y="0"/>
+                      <a:ext cx="2553335" cy="1925955"/>
+                    </a:xfrm>
+                    <a:prstGeom prst="rect">
+                      <a:avLst/>
+                    </a:prstGeom>
+                  </pic:spPr>
+                </pic:pic>
+              </a:graphicData>
+            </a:graphic>
+          </wp:inline>
+        </w:drawing>
+        <w:drawing>
+          <wp:inline distT="0" distB="0" distL="0" distR="0">
+            <wp:extent cx="2582545" cy="1943735"/>
+            <wp:effectExtent l="0" t="0" r="0" b="0"/>
+            <wp:docPr id="202" name="Picture 202" descr="image"/>
+            <wp:cNvGraphicFramePr>
+              <a:graphicFrameLocks noChangeAspect="1"/>
+            </wp:cNvGraphicFramePr>
+            <a:graphic>
+              <a:graphicData uri="http://schemas.openxmlformats.org/drawingml/2006/picture">
+                <pic:pic>
+                  <pic:nvPicPr>
+                    <pic:cNvPr id="202" name="Picture 202" descr="image"/>
+                    <pic:cNvPicPr>
+                      <a:picLocks noChangeAspect="1"/>
+                    </pic:cNvPicPr>
+                  </pic:nvPicPr>
+                  <pic:blipFill>
+                    <a:blip r:embed="rId39"/>
+                    <a:stretch>
+                      <a:fillRect/>
+                    </a:stretch>
+                  </pic:blipFill>
+                  <pic:spPr>
+                    <a:xfrm>
+                      <a:off x="0" y="0"/>
+                      <a:ext cx="2582545" cy="1943735"/>
                     </a:xfrm>
                     <a:prstGeom prst="rect">
                       <a:avLst/>
@@ -4536,23 +4721,23 @@
         </w:rPr>
         <w:drawing>
           <wp:inline distT="0" distB="0" distL="0" distR="0">
-            <wp:extent cx="3132000" cy="1905000"/>
+            <wp:extent cx="2479040" cy="1864360"/>
             <wp:effectExtent l="0" t="0" r="0" b="0"/>
-            <wp:docPr id="135" name="Picture 135" descr="image"/>
+            <wp:docPr id="203" name="Picture 203" descr="image"/>
             <wp:cNvGraphicFramePr>
-              <a:graphicFrameLocks xmlns:a="http://schemas.openxmlformats.org/drawingml/2006/main" noChangeAspect="1"/>
+              <a:graphicFrameLocks noChangeAspect="1"/>
             </wp:cNvGraphicFramePr>
-            <a:graphic xmlns:a="http://schemas.openxmlformats.org/drawingml/2006/main">
+            <a:graphic>
               <a:graphicData uri="http://schemas.openxmlformats.org/drawingml/2006/picture">
-                <pic:pic xmlns:pic="http://schemas.openxmlformats.org/drawingml/2006/picture">
+                <pic:pic>
                   <pic:nvPicPr>
-                    <pic:cNvPr id="135" name="Picture 135" descr="image"/>
+                    <pic:cNvPr id="203" name="Picture 203" descr="image"/>
                     <pic:cNvPicPr>
                       <a:picLocks noChangeAspect="1"/>
                     </pic:cNvPicPr>
                   </pic:nvPicPr>
                   <pic:blipFill>
-                    <a:blip r:embed="rId44|rId45"/>
+                    <a:blip r:embed="rId44"/>
                     <a:stretch>
                       <a:fillRect/>
                     </a:stretch>
@@ -4560,7 +4745,44 @@
                   <pic:spPr>
                     <a:xfrm>
                       <a:off x="0" y="0"/>
-                      <a:ext cx="3132000" cy="1905000"/>
+                      <a:ext cx="2479040" cy="1864360"/>
+                    </a:xfrm>
+                    <a:prstGeom prst="rect">
+                      <a:avLst/>
+                    </a:prstGeom>
+                  </pic:spPr>
+                </pic:pic>
+              </a:graphicData>
+            </a:graphic>
+          </wp:inline>
+        </w:drawing>
+        <w:drawing>
+          <wp:inline distT="0" distB="0" distL="0" distR="0">
+            <wp:extent cx="2486660" cy="1869440"/>
+            <wp:effectExtent l="0" t="0" r="0" b="0"/>
+            <wp:docPr id="204" name="Picture 204" descr="image"/>
+            <wp:cNvGraphicFramePr>
+              <a:graphicFrameLocks noChangeAspect="1"/>
+            </wp:cNvGraphicFramePr>
+            <a:graphic>
+              <a:graphicData uri="http://schemas.openxmlformats.org/drawingml/2006/picture">
+                <pic:pic>
+                  <pic:nvPicPr>
+                    <pic:cNvPr id="204" name="Picture 204" descr="image"/>
+                    <pic:cNvPicPr>
+                      <a:picLocks noChangeAspect="1"/>
+                    </pic:cNvPicPr>
+                  </pic:nvPicPr>
+                  <pic:blipFill>
+                    <a:blip r:embed="rId45"/>
+                    <a:stretch>
+                      <a:fillRect/>
+                    </a:stretch>
+                  </pic:blipFill>
+                  <pic:spPr>
+                    <a:xfrm>
+                      <a:off x="0" y="0"/>
+                      <a:ext cx="2486660" cy="1869440"/>
                     </a:xfrm>
                     <a:prstGeom prst="rect">
                       <a:avLst/>
@@ -5492,23 +5714,23 @@
         </w:rPr>
         <w:drawing>
           <wp:inline distT="0" distB="0" distL="0" distR="0">
-            <wp:extent cx="3132000" cy="1905000"/>
+            <wp:extent cx="2468245" cy="1860550"/>
             <wp:effectExtent l="0" t="0" r="0" b="0"/>
-            <wp:docPr id="145" name="Picture 145" descr="image"/>
+            <wp:docPr id="205" name="Picture 205" descr="image"/>
             <wp:cNvGraphicFramePr>
-              <a:graphicFrameLocks xmlns:a="http://schemas.openxmlformats.org/drawingml/2006/main" noChangeAspect="1"/>
+              <a:graphicFrameLocks noChangeAspect="1"/>
             </wp:cNvGraphicFramePr>
-            <a:graphic xmlns:a="http://schemas.openxmlformats.org/drawingml/2006/main">
+            <a:graphic>
               <a:graphicData uri="http://schemas.openxmlformats.org/drawingml/2006/picture">
-                <pic:pic xmlns:pic="http://schemas.openxmlformats.org/drawingml/2006/picture">
+                <pic:pic>
                   <pic:nvPicPr>
-                    <pic:cNvPr id="145" name="Picture 145" descr="image"/>
+                    <pic:cNvPr id="205" name="Picture 205" descr="image"/>
                     <pic:cNvPicPr>
                       <a:picLocks noChangeAspect="1"/>
                     </pic:cNvPicPr>
                   </pic:nvPicPr>
                   <pic:blipFill>
-                    <a:blip r:embed="rId55|rId56"/>
+                    <a:blip r:embed="rId55"/>
                     <a:stretch>
                       <a:fillRect/>
                     </a:stretch>
@@ -5516,7 +5738,44 @@
                   <pic:spPr>
                     <a:xfrm>
                       <a:off x="0" y="0"/>
-                      <a:ext cx="3132000" cy="1905000"/>
+                      <a:ext cx="2468245" cy="1860550"/>
+                    </a:xfrm>
+                    <a:prstGeom prst="rect">
+                      <a:avLst/>
+                    </a:prstGeom>
+                  </pic:spPr>
+                </pic:pic>
+              </a:graphicData>
+            </a:graphic>
+          </wp:inline>
+        </w:drawing>
+        <w:drawing>
+          <wp:inline distT="0" distB="0" distL="0" distR="0">
+            <wp:extent cx="2457450" cy="1858010"/>
+            <wp:effectExtent l="0" t="0" r="0" b="0"/>
+            <wp:docPr id="206" name="Picture 206" descr="image"/>
+            <wp:cNvGraphicFramePr>
+              <a:graphicFrameLocks noChangeAspect="1"/>
+            </wp:cNvGraphicFramePr>
+            <a:graphic>
+              <a:graphicData uri="http://schemas.openxmlformats.org/drawingml/2006/picture">
+                <pic:pic>
+                  <pic:nvPicPr>
+                    <pic:cNvPr id="206" name="Picture 206" descr="image"/>
+                    <pic:cNvPicPr>
+                      <a:picLocks noChangeAspect="1"/>
+                    </pic:cNvPicPr>
+                  </pic:nvPicPr>
+                  <pic:blipFill>
+                    <a:blip r:embed="rId56"/>
+                    <a:stretch>
+                      <a:fillRect/>
+                    </a:stretch>
+                  </pic:blipFill>
+                  <pic:spPr>
+                    <a:xfrm>
+                      <a:off x="0" y="0"/>
+                      <a:ext cx="2457450" cy="1858010"/>
                     </a:xfrm>
                     <a:prstGeom prst="rect">
                       <a:avLst/>
@@ -8987,23 +9246,23 @@
         </w:rPr>
         <w:drawing>
           <wp:inline distT="0" distB="0" distL="0" distR="0">
-            <wp:extent cx="3132000" cy="2857500"/>
+            <wp:extent cx="3333750" cy="2493645"/>
             <wp:effectExtent l="0" t="0" r="0" b="0"/>
-            <wp:docPr id="180" name="Picture 180" descr="image"/>
+            <wp:docPr id="207" name="Picture 207" descr="image"/>
             <wp:cNvGraphicFramePr>
-              <a:graphicFrameLocks xmlns:a="http://schemas.openxmlformats.org/drawingml/2006/main" noChangeAspect="1"/>
+              <a:graphicFrameLocks noChangeAspect="1"/>
             </wp:cNvGraphicFramePr>
-            <a:graphic xmlns:a="http://schemas.openxmlformats.org/drawingml/2006/main">
+            <a:graphic>
               <a:graphicData uri="http://schemas.openxmlformats.org/drawingml/2006/picture">
-                <pic:pic xmlns:pic="http://schemas.openxmlformats.org/drawingml/2006/picture">
+                <pic:pic>
                   <pic:nvPicPr>
-                    <pic:cNvPr id="180" name="Picture 180" descr="image"/>
+                    <pic:cNvPr id="207" name="Picture 207" descr="image"/>
                     <pic:cNvPicPr>
                       <a:picLocks noChangeAspect="1"/>
                     </pic:cNvPicPr>
                   </pic:nvPicPr>
                   <pic:blipFill>
-                    <a:blip r:embed="rId91|rId92"/>
+                    <a:blip r:embed="rId91"/>
                     <a:stretch>
                       <a:fillRect/>
                     </a:stretch>
@@ -9011,7 +9270,7 @@
                   <pic:spPr>
                     <a:xfrm>
                       <a:off x="0" y="0"/>
-                      <a:ext cx="3132000" cy="2857500"/>
+                      <a:ext cx="3333750" cy="2493645"/>
                     </a:xfrm>
                     <a:prstGeom prst="rect">
                       <a:avLst/>
@@ -9022,79 +9281,25 @@
             </a:graphic>
           </wp:inline>
         </w:drawing>
-      </w:r>
-    </w:p>
-    <w:p>
-      <w:pPr>
-        <w:spacing w:before="0" w:after="0" w:line="300" w:lineRule="auto"/>
-        <w:rPr>
-          <w:rFonts w:ascii="Times New Roman" w:hAnsi="Times New Roman" w:eastAsia="宋体" w:cs="Times New Roman"/>
-          <w:kern w:val="0"/>
-          <w:sz w:val="12"/>
-          <w:szCs w:val="12"/>
-        </w:rPr>
-      </w:pPr>
-    </w:p>
-    <w:p>
-      <w:pPr>
-        <w:keepNext/>
-        <w:spacing w:before="40" w:after="30" w:line="300" w:lineRule="auto"/>
-        <w:ind w:left="0" w:right="0" w:firstLine="0"/>
-        <w:jc w:val="left"/>
-        <w:rPr>
-          <w:rFonts w:ascii="Times New Roman" w:hAnsi="Times New Roman" w:eastAsia="宋体" w:cs="Times New Roman"/>
-          <w:kern w:val="0"/>
-          <w:sz w:val="21"/>
-          <w:szCs w:val="21"/>
-        </w:rPr>
-      </w:pPr>
-      <w:r>
-        <w:rPr>
-          <w:rFonts w:ascii="Times New Roman" w:hAnsi="Times New Roman" w:eastAsia="宋体" w:cs="Times New Roman"/>
-          <w:kern w:val="0"/>
-          <w:sz w:val="21"/>
-          <w:szCs w:val="21"/>
-        </w:rPr>
-        <w:t xml:space="preserve">30．篮球的初始位置在舞台下方，按下一次空格键，篮球会弹起一段距离后再落回到原地。（ ）</w:t>
-      </w:r>
-    </w:p>
-    <w:p>
-      <w:pPr>
-        <w:keepNext/>
-        <w:spacing w:before="40" w:after="40" w:line="240" w:lineRule="auto"/>
-        <w:ind w:left="0" w:right="0" w:firstLine="0"/>
-        <w:jc w:val="center"/>
-        <w:rPr>
-          <w:rFonts w:ascii="Times New Roman" w:hAnsi="Times New Roman" w:eastAsia="宋体" w:cs="Times New Roman"/>
-          <w:kern w:val="0"/>
-          <w:sz w:val="21"/>
-          <w:szCs w:val="21"/>
-        </w:rPr>
-      </w:pPr>
-      <w:r>
-        <w:rPr>
-          <w:rFonts w:ascii="Times New Roman" w:hAnsi="Times New Roman" w:eastAsia="宋体"/>
-          <w:sz w:val="21"/>
-        </w:rPr>
         <w:drawing>
           <wp:inline distT="0" distB="0" distL="0" distR="0">
-            <wp:extent cx="3132000" cy="2857500"/>
+            <wp:extent cx="1873885" cy="1976755"/>
             <wp:effectExtent l="0" t="0" r="0" b="0"/>
-            <wp:docPr id="181" name="Picture 181" descr="image"/>
+            <wp:docPr id="208" name="Picture 208" descr="image"/>
             <wp:cNvGraphicFramePr>
-              <a:graphicFrameLocks xmlns:a="http://schemas.openxmlformats.org/drawingml/2006/main" noChangeAspect="1"/>
+              <a:graphicFrameLocks noChangeAspect="1"/>
             </wp:cNvGraphicFramePr>
-            <a:graphic xmlns:a="http://schemas.openxmlformats.org/drawingml/2006/main">
+            <a:graphic>
               <a:graphicData uri="http://schemas.openxmlformats.org/drawingml/2006/picture">
-                <pic:pic xmlns:pic="http://schemas.openxmlformats.org/drawingml/2006/picture">
+                <pic:pic>
                   <pic:nvPicPr>
-                    <pic:cNvPr id="181" name="Picture 181" descr="image"/>
+                    <pic:cNvPr id="208" name="Picture 208" descr="image"/>
                     <pic:cNvPicPr>
                       <a:picLocks noChangeAspect="1"/>
                     </pic:cNvPicPr>
                   </pic:nvPicPr>
                   <pic:blipFill>
-                    <a:blip r:embed="rId93|rId94"/>
+                    <a:blip r:embed="rId92"/>
                     <a:stretch>
                       <a:fillRect/>
                     </a:stretch>
@@ -9102,7 +9307,135 @@
                   <pic:spPr>
                     <a:xfrm>
                       <a:off x="0" y="0"/>
-                      <a:ext cx="3132000" cy="2857500"/>
+                      <a:ext cx="1873885" cy="1976755"/>
+                    </a:xfrm>
+                    <a:prstGeom prst="rect">
+                      <a:avLst/>
+                    </a:prstGeom>
+                  </pic:spPr>
+                </pic:pic>
+              </a:graphicData>
+            </a:graphic>
+          </wp:inline>
+        </w:drawing>
+      </w:r>
+    </w:p>
+    <w:p>
+      <w:pPr>
+        <w:spacing w:before="0" w:after="0" w:line="300" w:lineRule="auto"/>
+        <w:rPr>
+          <w:rFonts w:ascii="Times New Roman" w:hAnsi="Times New Roman" w:eastAsia="宋体" w:cs="Times New Roman"/>
+          <w:kern w:val="0"/>
+          <w:sz w:val="12"/>
+          <w:szCs w:val="12"/>
+        </w:rPr>
+      </w:pPr>
+    </w:p>
+    <w:p>
+      <w:pPr>
+        <w:keepNext/>
+        <w:spacing w:before="40" w:after="30" w:line="300" w:lineRule="auto"/>
+        <w:ind w:left="0" w:right="0" w:firstLine="0"/>
+        <w:jc w:val="left"/>
+        <w:rPr>
+          <w:rFonts w:ascii="Times New Roman" w:hAnsi="Times New Roman" w:eastAsia="宋体" w:cs="Times New Roman"/>
+          <w:kern w:val="0"/>
+          <w:sz w:val="21"/>
+          <w:szCs w:val="21"/>
+        </w:rPr>
+      </w:pPr>
+      <w:r>
+        <w:rPr>
+          <w:rFonts w:ascii="Times New Roman" w:hAnsi="Times New Roman" w:eastAsia="宋体" w:cs="Times New Roman"/>
+          <w:kern w:val="0"/>
+          <w:sz w:val="21"/>
+          <w:szCs w:val="21"/>
+        </w:rPr>
+        <w:t xml:space="preserve">30．篮球的初始位置在舞台下方，按下一次空格键，篮球会弹起一段距离后再落回到原地。（ ）</w:t>
+      </w:r>
+    </w:p>
+    <w:p>
+      <w:pPr>
+        <w:keepNext/>
+        <w:spacing w:before="40" w:after="40" w:line="240" w:lineRule="auto"/>
+        <w:ind w:left="0" w:right="0" w:firstLine="0"/>
+        <w:jc w:val="center"/>
+        <w:rPr>
+          <w:rFonts w:ascii="Times New Roman" w:hAnsi="Times New Roman" w:eastAsia="宋体" w:cs="Times New Roman"/>
+          <w:kern w:val="0"/>
+          <w:sz w:val="21"/>
+          <w:szCs w:val="21"/>
+        </w:rPr>
+      </w:pPr>
+      <w:r>
+        <w:rPr>
+          <w:rFonts w:ascii="Times New Roman" w:hAnsi="Times New Roman" w:eastAsia="宋体"/>
+          <w:sz w:val="21"/>
+        </w:rPr>
+        <w:drawing>
+          <wp:inline distT="0" distB="0" distL="0" distR="0">
+            <wp:extent cx="2765425" cy="2095500"/>
+            <wp:effectExtent l="0" t="0" r="0" b="0"/>
+            <wp:docPr id="209" name="Picture 209" descr="image"/>
+            <wp:cNvGraphicFramePr>
+              <a:graphicFrameLocks noChangeAspect="1"/>
+            </wp:cNvGraphicFramePr>
+            <a:graphic>
+              <a:graphicData uri="http://schemas.openxmlformats.org/drawingml/2006/picture">
+                <pic:pic>
+                  <pic:nvPicPr>
+                    <pic:cNvPr id="209" name="Picture 209" descr="image"/>
+                    <pic:cNvPicPr>
+                      <a:picLocks noChangeAspect="1"/>
+                    </pic:cNvPicPr>
+                  </pic:nvPicPr>
+                  <pic:blipFill>
+                    <a:blip r:embed="rId93"/>
+                    <a:stretch>
+                      <a:fillRect/>
+                    </a:stretch>
+                  </pic:blipFill>
+                  <pic:spPr>
+                    <a:xfrm>
+                      <a:off x="0" y="0"/>
+                      <a:ext cx="2765425" cy="2095500"/>
+                    </a:xfrm>
+                    <a:prstGeom prst="rect">
+                      <a:avLst/>
+                    </a:prstGeom>
+                  </pic:spPr>
+                </pic:pic>
+              </a:graphicData>
+            </a:graphic>
+          </wp:inline>
+        </w:drawing>
+        <w:drawing>
+          <wp:inline distT="0" distB="0" distL="0" distR="0">
+            <wp:extent cx="2201545" cy="3479165"/>
+            <wp:effectExtent l="0" t="0" r="0" b="0"/>
+            <wp:docPr id="210" name="Picture 210" descr="image"/>
+            <wp:cNvGraphicFramePr>
+              <a:graphicFrameLocks noChangeAspect="1"/>
+            </wp:cNvGraphicFramePr>
+            <a:graphic>
+              <a:graphicData uri="http://schemas.openxmlformats.org/drawingml/2006/picture">
+                <pic:pic>
+                  <pic:nvPicPr>
+                    <pic:cNvPr id="210" name="Picture 210" descr="image"/>
+                    <pic:cNvPicPr>
+                      <a:picLocks noChangeAspect="1"/>
+                    </pic:cNvPicPr>
+                  </pic:nvPicPr>
+                  <pic:blipFill>
+                    <a:blip r:embed="rId94"/>
+                    <a:stretch>
+                      <a:fillRect/>
+                    </a:stretch>
+                  </pic:blipFill>
+                  <pic:spPr>
+                    <a:xfrm>
+                      <a:off x="0" y="0"/>
+                      <a:ext cx="2201545" cy="3479165"/>
                     </a:xfrm>
                     <a:prstGeom prst="rect">
                       <a:avLst/>
@@ -9351,23 +9684,23 @@
         </w:rPr>
         <w:drawing>
           <wp:inline distT="0" distB="0" distL="0" distR="0">
-            <wp:extent cx="3132000" cy="2857500"/>
+            <wp:extent cx="2561590" cy="1908175"/>
             <wp:effectExtent l="0" t="0" r="0" b="0"/>
-            <wp:docPr id="184" name="Picture 184" descr="image"/>
+            <wp:docPr id="211" name="Picture 211" descr="image"/>
             <wp:cNvGraphicFramePr>
-              <a:graphicFrameLocks xmlns:a="http://schemas.openxmlformats.org/drawingml/2006/main" noChangeAspect="1"/>
+              <a:graphicFrameLocks noChangeAspect="1"/>
             </wp:cNvGraphicFramePr>
-            <a:graphic xmlns:a="http://schemas.openxmlformats.org/drawingml/2006/main">
+            <a:graphic>
               <a:graphicData uri="http://schemas.openxmlformats.org/drawingml/2006/picture">
-                <pic:pic xmlns:pic="http://schemas.openxmlformats.org/drawingml/2006/picture">
+                <pic:pic>
                   <pic:nvPicPr>
-                    <pic:cNvPr id="184" name="Picture 184" descr="image"/>
+                    <pic:cNvPr id="211" name="Picture 211" descr="image"/>
                     <pic:cNvPicPr>
                       <a:picLocks noChangeAspect="1"/>
                     </pic:cNvPicPr>
                   </pic:nvPicPr>
                   <pic:blipFill>
-                    <a:blip r:embed="rId97|rId98"/>
+                    <a:blip r:embed="rId97"/>
                     <a:stretch>
                       <a:fillRect/>
                     </a:stretch>
@@ -9375,7 +9708,7 @@
                   <pic:spPr>
                     <a:xfrm>
                       <a:off x="0" y="0"/>
-                      <a:ext cx="3132000" cy="2857500"/>
+                      <a:ext cx="2561590" cy="1908175"/>
                     </a:xfrm>
                     <a:prstGeom prst="rect">
                       <a:avLst/>
@@ -9386,79 +9719,25 @@
             </a:graphic>
           </wp:inline>
         </w:drawing>
-      </w:r>
-    </w:p>
-    <w:p>
-      <w:pPr>
-        <w:spacing w:before="0" w:after="0" w:line="300" w:lineRule="auto"/>
-        <w:rPr>
-          <w:rFonts w:ascii="Times New Roman" w:hAnsi="Times New Roman" w:eastAsia="宋体" w:cs="Times New Roman"/>
-          <w:kern w:val="0"/>
-          <w:sz w:val="12"/>
-          <w:szCs w:val="12"/>
-        </w:rPr>
-      </w:pPr>
-    </w:p>
-    <w:p>
-      <w:pPr>
-        <w:keepNext/>
-        <w:spacing w:before="40" w:after="30" w:line="300" w:lineRule="auto"/>
-        <w:ind w:left="0" w:right="0" w:firstLine="0"/>
-        <w:jc w:val="left"/>
-        <w:rPr>
-          <w:rFonts w:ascii="Times New Roman" w:hAnsi="Times New Roman" w:eastAsia="宋体" w:cs="Times New Roman"/>
-          <w:kern w:val="0"/>
-          <w:sz w:val="21"/>
-          <w:szCs w:val="21"/>
-        </w:rPr>
-      </w:pPr>
-      <w:r>
-        <w:rPr>
-          <w:rFonts w:ascii="Times New Roman" w:hAnsi="Times New Roman" w:eastAsia="宋体" w:cs="Times New Roman"/>
-          <w:kern w:val="0"/>
-          <w:sz w:val="21"/>
-          <w:szCs w:val="21"/>
-        </w:rPr>
-        <w:t xml:space="preserve">34．角色小猫的程序如下图所示，点击绿旗后，能画出如右图所示的正方形。（ ）</w:t>
-      </w:r>
-    </w:p>
-    <w:p>
-      <w:pPr>
-        <w:keepNext/>
-        <w:spacing w:before="40" w:after="40" w:line="240" w:lineRule="auto"/>
-        <w:ind w:left="0" w:right="0" w:firstLine="0"/>
-        <w:jc w:val="center"/>
-        <w:rPr>
-          <w:rFonts w:ascii="Times New Roman" w:hAnsi="Times New Roman" w:eastAsia="宋体" w:cs="Times New Roman"/>
-          <w:kern w:val="0"/>
-          <w:sz w:val="21"/>
-          <w:szCs w:val="21"/>
-        </w:rPr>
-      </w:pPr>
-      <w:r>
-        <w:rPr>
-          <w:rFonts w:ascii="Times New Roman" w:hAnsi="Times New Roman" w:eastAsia="宋体"/>
-          <w:sz w:val="21"/>
-        </w:rPr>
         <w:drawing>
           <wp:inline distT="0" distB="0" distL="0" distR="0">
-            <wp:extent cx="3132000" cy="2857500"/>
+            <wp:extent cx="2397125" cy="3005455"/>
             <wp:effectExtent l="0" t="0" r="0" b="0"/>
-            <wp:docPr id="185" name="Picture 185" descr="image"/>
+            <wp:docPr id="212" name="Picture 212" descr="image"/>
             <wp:cNvGraphicFramePr>
-              <a:graphicFrameLocks xmlns:a="http://schemas.openxmlformats.org/drawingml/2006/main" noChangeAspect="1"/>
+              <a:graphicFrameLocks noChangeAspect="1"/>
             </wp:cNvGraphicFramePr>
-            <a:graphic xmlns:a="http://schemas.openxmlformats.org/drawingml/2006/main">
+            <a:graphic>
               <a:graphicData uri="http://schemas.openxmlformats.org/drawingml/2006/picture">
-                <pic:pic xmlns:pic="http://schemas.openxmlformats.org/drawingml/2006/picture">
+                <pic:pic>
                   <pic:nvPicPr>
-                    <pic:cNvPr id="185" name="Picture 185" descr="image"/>
+                    <pic:cNvPr id="212" name="Picture 212" descr="image"/>
                     <pic:cNvPicPr>
                       <a:picLocks noChangeAspect="1"/>
                     </pic:cNvPicPr>
                   </pic:nvPicPr>
                   <pic:blipFill>
-                    <a:blip r:embed="rId99|rId100"/>
+                    <a:blip r:embed="rId98"/>
                     <a:stretch>
                       <a:fillRect/>
                     </a:stretch>
@@ -9466,7 +9745,135 @@
                   <pic:spPr>
                     <a:xfrm>
                       <a:off x="0" y="0"/>
-                      <a:ext cx="3132000" cy="2857500"/>
+                      <a:ext cx="2397125" cy="3005455"/>
+                    </a:xfrm>
+                    <a:prstGeom prst="rect">
+                      <a:avLst/>
+                    </a:prstGeom>
+                  </pic:spPr>
+                </pic:pic>
+              </a:graphicData>
+            </a:graphic>
+          </wp:inline>
+        </w:drawing>
+      </w:r>
+    </w:p>
+    <w:p>
+      <w:pPr>
+        <w:spacing w:before="0" w:after="0" w:line="300" w:lineRule="auto"/>
+        <w:rPr>
+          <w:rFonts w:ascii="Times New Roman" w:hAnsi="Times New Roman" w:eastAsia="宋体" w:cs="Times New Roman"/>
+          <w:kern w:val="0"/>
+          <w:sz w:val="12"/>
+          <w:szCs w:val="12"/>
+        </w:rPr>
+      </w:pPr>
+    </w:p>
+    <w:p>
+      <w:pPr>
+        <w:keepNext/>
+        <w:spacing w:before="40" w:after="30" w:line="300" w:lineRule="auto"/>
+        <w:ind w:left="0" w:right="0" w:firstLine="0"/>
+        <w:jc w:val="left"/>
+        <w:rPr>
+          <w:rFonts w:ascii="Times New Roman" w:hAnsi="Times New Roman" w:eastAsia="宋体" w:cs="Times New Roman"/>
+          <w:kern w:val="0"/>
+          <w:sz w:val="21"/>
+          <w:szCs w:val="21"/>
+        </w:rPr>
+      </w:pPr>
+      <w:r>
+        <w:rPr>
+          <w:rFonts w:ascii="Times New Roman" w:hAnsi="Times New Roman" w:eastAsia="宋体" w:cs="Times New Roman"/>
+          <w:kern w:val="0"/>
+          <w:sz w:val="21"/>
+          <w:szCs w:val="21"/>
+        </w:rPr>
+        <w:t xml:space="preserve">34．角色小猫的程序如下图所示，点击绿旗后，能画出如右图所示的正方形。（ ）</w:t>
+      </w:r>
+    </w:p>
+    <w:p>
+      <w:pPr>
+        <w:keepNext/>
+        <w:spacing w:before="40" w:after="40" w:line="240" w:lineRule="auto"/>
+        <w:ind w:left="0" w:right="0" w:firstLine="0"/>
+        <w:jc w:val="center"/>
+        <w:rPr>
+          <w:rFonts w:ascii="Times New Roman" w:hAnsi="Times New Roman" w:eastAsia="宋体" w:cs="Times New Roman"/>
+          <w:kern w:val="0"/>
+          <w:sz w:val="21"/>
+          <w:szCs w:val="21"/>
+        </w:rPr>
+      </w:pPr>
+      <w:r>
+        <w:rPr>
+          <w:rFonts w:ascii="Times New Roman" w:hAnsi="Times New Roman" w:eastAsia="宋体"/>
+          <w:sz w:val="21"/>
+        </w:rPr>
+        <w:drawing>
+          <wp:inline distT="0" distB="0" distL="0" distR="0">
+            <wp:extent cx="2032635" cy="4410075"/>
+            <wp:effectExtent l="0" t="0" r="0" b="0"/>
+            <wp:docPr id="213" name="Picture 213" descr="image"/>
+            <wp:cNvGraphicFramePr>
+              <a:graphicFrameLocks noChangeAspect="1"/>
+            </wp:cNvGraphicFramePr>
+            <a:graphic>
+              <a:graphicData uri="http://schemas.openxmlformats.org/drawingml/2006/picture">
+                <pic:pic>
+                  <pic:nvPicPr>
+                    <pic:cNvPr id="213" name="Picture 213" descr="image"/>
+                    <pic:cNvPicPr>
+                      <a:picLocks noChangeAspect="1"/>
+                    </pic:cNvPicPr>
+                  </pic:nvPicPr>
+                  <pic:blipFill>
+                    <a:blip r:embed="rId99"/>
+                    <a:stretch>
+                      <a:fillRect/>
+                    </a:stretch>
+                  </pic:blipFill>
+                  <pic:spPr>
+                    <a:xfrm>
+                      <a:off x="0" y="0"/>
+                      <a:ext cx="2032635" cy="4410075"/>
+                    </a:xfrm>
+                    <a:prstGeom prst="rect">
+                      <a:avLst/>
+                    </a:prstGeom>
+                  </pic:spPr>
+                </pic:pic>
+              </a:graphicData>
+            </a:graphic>
+          </wp:inline>
+        </w:drawing>
+        <w:drawing>
+          <wp:inline distT="0" distB="0" distL="0" distR="0">
+            <wp:extent cx="2380615" cy="2100580"/>
+            <wp:effectExtent l="0" t="0" r="0" b="0"/>
+            <wp:docPr id="214" name="Picture 214" descr="image"/>
+            <wp:cNvGraphicFramePr>
+              <a:graphicFrameLocks noChangeAspect="1"/>
+            </wp:cNvGraphicFramePr>
+            <a:graphic>
+              <a:graphicData uri="http://schemas.openxmlformats.org/drawingml/2006/picture">
+                <pic:pic>
+                  <pic:nvPicPr>
+                    <pic:cNvPr id="214" name="Picture 214" descr="image"/>
+                    <pic:cNvPicPr>
+                      <a:picLocks noChangeAspect="1"/>
+                    </pic:cNvPicPr>
+                  </pic:nvPicPr>
+                  <pic:blipFill>
+                    <a:blip r:embed="rId100"/>
+                    <a:stretch>
+                      <a:fillRect/>
+                    </a:stretch>
+                  </pic:blipFill>
+                  <pic:spPr>
+                    <a:xfrm>
+                      <a:off x="0" y="0"/>
+                      <a:ext cx="2380615" cy="2100580"/>
                     </a:xfrm>
                     <a:prstGeom prst="rect">
                       <a:avLst/>
@@ -9926,23 +10333,23 @@
         </w:rPr>
         <w:drawing>
           <wp:inline distT="0" distB="0" distL="0" distR="0">
-            <wp:extent cx="3132000" cy="2286000"/>
+            <wp:extent cx="2572385" cy="1936115"/>
             <wp:effectExtent l="0" t="0" r="0" b="0"/>
-            <wp:docPr id="188" name="Picture 188" descr="image"/>
+            <wp:docPr id="215" name="Picture 215" descr="image"/>
             <wp:cNvGraphicFramePr>
-              <a:graphicFrameLocks xmlns:a="http://schemas.openxmlformats.org/drawingml/2006/main" noChangeAspect="1"/>
+              <a:graphicFrameLocks noChangeAspect="1"/>
             </wp:cNvGraphicFramePr>
-            <a:graphic xmlns:a="http://schemas.openxmlformats.org/drawingml/2006/main">
+            <a:graphic>
               <a:graphicData uri="http://schemas.openxmlformats.org/drawingml/2006/picture">
-                <pic:pic xmlns:pic="http://schemas.openxmlformats.org/drawingml/2006/picture">
+                <pic:pic>
                   <pic:nvPicPr>
-                    <pic:cNvPr id="188" name="Picture 188" descr="image"/>
+                    <pic:cNvPr id="215" name="Picture 215" descr="image"/>
                     <pic:cNvPicPr>
                       <a:picLocks noChangeAspect="1"/>
                     </pic:cNvPicPr>
                   </pic:nvPicPr>
                   <pic:blipFill>
-                    <a:blip r:embed="rId103|rId104"/>
+                    <a:blip r:embed="rId103"/>
                     <a:stretch>
                       <a:fillRect/>
                     </a:stretch>
@@ -9950,7 +10357,7 @@
                   <pic:spPr>
                     <a:xfrm>
                       <a:off x="0" y="0"/>
-                      <a:ext cx="3132000" cy="2286000"/>
+                      <a:ext cx="2572385" cy="1936115"/>
                     </a:xfrm>
                     <a:prstGeom prst="rect">
                       <a:avLst/>
@@ -9961,45 +10368,25 @@
             </a:graphic>
           </wp:inline>
         </w:drawing>
-      </w:r>
-    </w:p>
-    <w:p>
-      <w:pPr>
-        <w:keepNext/>
-        <w:spacing w:before="40" w:after="40" w:line="240" w:lineRule="auto"/>
-        <w:ind w:left="0" w:right="0" w:firstLine="0"/>
-        <w:jc w:val="center"/>
-        <w:rPr>
-          <w:rFonts w:ascii="Times New Roman" w:hAnsi="Times New Roman" w:eastAsia="宋体" w:cs="Times New Roman"/>
-          <w:kern w:val="0"/>
-          <w:sz w:val="21"/>
-          <w:szCs w:val="21"/>
-        </w:rPr>
-      </w:pPr>
-      <w:r>
-        <w:rPr>
-          <w:rFonts w:ascii="Times New Roman" w:hAnsi="Times New Roman" w:eastAsia="宋体"/>
-          <w:sz w:val="21"/>
-        </w:rPr>
         <w:drawing>
           <wp:inline distT="0" distB="0" distL="0" distR="0">
-            <wp:extent cx="3132000" cy="2286000"/>
+            <wp:extent cx="2553970" cy="1924685"/>
             <wp:effectExtent l="0" t="0" r="0" b="0"/>
-            <wp:docPr id="189" name="Picture 189" descr="image"/>
+            <wp:docPr id="216" name="Picture 216" descr="image"/>
             <wp:cNvGraphicFramePr>
-              <a:graphicFrameLocks xmlns:a="http://schemas.openxmlformats.org/drawingml/2006/main" noChangeAspect="1"/>
+              <a:graphicFrameLocks noChangeAspect="1"/>
             </wp:cNvGraphicFramePr>
-            <a:graphic xmlns:a="http://schemas.openxmlformats.org/drawingml/2006/main">
+            <a:graphic>
               <a:graphicData uri="http://schemas.openxmlformats.org/drawingml/2006/picture">
-                <pic:pic xmlns:pic="http://schemas.openxmlformats.org/drawingml/2006/picture">
+                <pic:pic>
                   <pic:nvPicPr>
-                    <pic:cNvPr id="189" name="Picture 189" descr="image"/>
+                    <pic:cNvPr id="216" name="Picture 216" descr="image"/>
                     <pic:cNvPicPr>
                       <a:picLocks noChangeAspect="1"/>
                     </pic:cNvPicPr>
                   </pic:nvPicPr>
                   <pic:blipFill>
-                    <a:blip r:embed="rId105|rId106"/>
+                    <a:blip r:embed="rId104"/>
                     <a:stretch>
                       <a:fillRect/>
                     </a:stretch>
@@ -10007,7 +10394,101 @@
                   <pic:spPr>
                     <a:xfrm>
                       <a:off x="0" y="0"/>
-                      <a:ext cx="3132000" cy="2286000"/>
+                      <a:ext cx="2553970" cy="1924685"/>
+                    </a:xfrm>
+                    <a:prstGeom prst="rect">
+                      <a:avLst/>
+                    </a:prstGeom>
+                  </pic:spPr>
+                </pic:pic>
+              </a:graphicData>
+            </a:graphic>
+          </wp:inline>
+        </w:drawing>
+      </w:r>
+    </w:p>
+    <w:p>
+      <w:pPr>
+        <w:keepNext/>
+        <w:spacing w:before="40" w:after="40" w:line="240" w:lineRule="auto"/>
+        <w:ind w:left="0" w:right="0" w:firstLine="0"/>
+        <w:jc w:val="center"/>
+        <w:rPr>
+          <w:rFonts w:ascii="Times New Roman" w:hAnsi="Times New Roman" w:eastAsia="宋体" w:cs="Times New Roman"/>
+          <w:kern w:val="0"/>
+          <w:sz w:val="21"/>
+          <w:szCs w:val="21"/>
+        </w:rPr>
+      </w:pPr>
+      <w:r>
+        <w:rPr>
+          <w:rFonts w:ascii="Times New Roman" w:hAnsi="Times New Roman" w:eastAsia="宋体"/>
+          <w:sz w:val="21"/>
+        </w:rPr>
+        <w:drawing>
+          <wp:inline distT="0" distB="0" distL="0" distR="0">
+            <wp:extent cx="2580005" cy="1929130"/>
+            <wp:effectExtent l="0" t="0" r="0" b="0"/>
+            <wp:docPr id="217" name="Picture 217" descr="image"/>
+            <wp:cNvGraphicFramePr>
+              <a:graphicFrameLocks noChangeAspect="1"/>
+            </wp:cNvGraphicFramePr>
+            <a:graphic>
+              <a:graphicData uri="http://schemas.openxmlformats.org/drawingml/2006/picture">
+                <pic:pic>
+                  <pic:nvPicPr>
+                    <pic:cNvPr id="217" name="Picture 217" descr="image"/>
+                    <pic:cNvPicPr>
+                      <a:picLocks noChangeAspect="1"/>
+                    </pic:cNvPicPr>
+                  </pic:nvPicPr>
+                  <pic:blipFill>
+                    <a:blip r:embed="rId105"/>
+                    <a:stretch>
+                      <a:fillRect/>
+                    </a:stretch>
+                  </pic:blipFill>
+                  <pic:spPr>
+                    <a:xfrm>
+                      <a:off x="0" y="0"/>
+                      <a:ext cx="2580005" cy="1929130"/>
+                    </a:xfrm>
+                    <a:prstGeom prst="rect">
+                      <a:avLst/>
+                    </a:prstGeom>
+                  </pic:spPr>
+                </pic:pic>
+              </a:graphicData>
+            </a:graphic>
+          </wp:inline>
+        </w:drawing>
+        <w:drawing>
+          <wp:inline distT="0" distB="0" distL="0" distR="0">
+            <wp:extent cx="2591435" cy="1943735"/>
+            <wp:effectExtent l="0" t="0" r="0" b="0"/>
+            <wp:docPr id="218" name="Picture 218" descr="image"/>
+            <wp:cNvGraphicFramePr>
+              <a:graphicFrameLocks noChangeAspect="1"/>
+            </wp:cNvGraphicFramePr>
+            <a:graphic>
+              <a:graphicData uri="http://schemas.openxmlformats.org/drawingml/2006/picture">
+                <pic:pic>
+                  <pic:nvPicPr>
+                    <pic:cNvPr id="218" name="Picture 218" descr="image"/>
+                    <pic:cNvPicPr>
+                      <a:picLocks noChangeAspect="1"/>
+                    </pic:cNvPicPr>
+                  </pic:nvPicPr>
+                  <pic:blipFill>
+                    <a:blip r:embed="rId106"/>
+                    <a:stretch>
+                      <a:fillRect/>
+                    </a:stretch>
+                  </pic:blipFill>
+                  <pic:spPr>
+                    <a:xfrm>
+                      <a:off x="0" y="0"/>
+                      <a:ext cx="2591435" cy="1943735"/>
                     </a:xfrm>
                     <a:prstGeom prst="rect">
                       <a:avLst/>
@@ -11922,68 +12403,7 @@
 </w:document>
 </file>
 
-<file path=word\fontTable.xml><?xml version="1.0" encoding="utf-8"?>
-<w:fonts xmlns:mc="http://schemas.openxmlformats.org/markup-compatibility/2006" xmlns:r="http://schemas.openxmlformats.org/officeDocument/2006/relationships" xmlns:w="http://schemas.openxmlformats.org/wordprocessingml/2006/main" xmlns:w14="http://schemas.microsoft.com/office/word/2010/wordml" mc:Ignorable="w14">
-  <w:font w:name="Times New Roman">
-    <w:panose1 w:val="02020603050405020304"/>
-    <w:charset w:val="00"/>
-    <w:family w:val="roman"/>
-    <w:pitch w:val="variable"/>
-    <w:sig w:usb0="20007A87" w:usb1="80000000" w:usb2="00000008" w:usb3="00000000" w:csb0="000001FF" w:csb1="00000000"/>
-  </w:font>
-  <w:font w:name="宋体">
-    <w:panose1 w:val="02010600030101010101"/>
-    <w:charset w:val="86"/>
-    <w:family w:val="auto"/>
-    <w:pitch w:val="default"/>
-    <w:sig w:usb0="00000003" w:usb1="288F0000" w:usb2="00000006" w:usb3="00000000" w:csb0="00040001" w:csb1="00000000"/>
-  </w:font>
-  <w:font w:name="Wingdings">
-    <w:panose1 w:val="05000000000000000000"/>
-    <w:charset w:val="02"/>
-    <w:family w:val="auto"/>
-    <w:pitch w:val="default"/>
-    <w:sig w:usb0="00000000" w:usb1="00000000" w:usb2="00000000" w:usb3="00000000" w:csb0="80000000" w:csb1="00000000"/>
-  </w:font>
-  <w:font w:name="Arial">
-    <w:panose1 w:val="020B0604020202020204"/>
-    <w:charset w:val="01"/>
-    <w:family w:val="swiss"/>
-    <w:pitch w:val="default"/>
-    <w:sig w:usb0="E0002AFF" w:usb1="C0007843" w:usb2="00000009" w:usb3="00000000" w:csb0="400001FF" w:csb1="FFFF0000"/>
-  </w:font>
-  <w:font w:name="黑体">
-    <w:panose1 w:val="02010609060101010101"/>
-    <w:charset w:val="86"/>
-    <w:family w:val="auto"/>
-    <w:pitch w:val="default"/>
-    <w:sig w:usb0="800002BF" w:usb1="38CF7CFA" w:usb2="00000016" w:usb3="00000000" w:csb0="00040001" w:csb1="00000000"/>
-  </w:font>
-  <w:font w:name="Courier New">
-    <w:panose1 w:val="02070309020205020404"/>
-    <w:charset w:val="01"/>
-    <w:family w:val="modern"/>
-    <w:pitch w:val="default"/>
-    <w:sig w:usb0="E0002AFF" w:usb1="C0007843" w:usb2="00000009" w:usb3="00000000" w:csb0="400001FF" w:csb1="FFFF0000"/>
-  </w:font>
-  <w:font w:name="Symbol">
-    <w:panose1 w:val="05050102010706020507"/>
-    <w:charset w:val="02"/>
-    <w:family w:val="roman"/>
-    <w:pitch w:val="default"/>
-    <w:sig w:usb0="00000000" w:usb1="00000000" w:usb2="00000000" w:usb3="00000000" w:csb0="80000000" w:csb1="00000000"/>
-  </w:font>
-  <w:font w:name="Calibri">
-    <w:panose1 w:val="020F0502020204030204"/>
-    <w:charset w:val="00"/>
-    <w:family w:val="swiss"/>
-    <w:pitch w:val="default"/>
-    <w:sig w:usb0="E10002FF" w:usb1="4000ACFF" w:usb2="00000009" w:usb3="00000000" w:csb0="2000019F" w:csb1="00000000"/>
-  </w:font>
-</w:fonts>
-</file>
-
-<file path=word\footer1.xml><?xml version="1.0" encoding="utf-8"?>
+<file path=word/footer1.xml><?xml version="1.0" encoding="utf-8"?>
 <w:ftr xmlns:w="http://schemas.openxmlformats.org/wordprocessingml/2006/main">
   <w:p>
     <w:pPr>
@@ -12063,7 +12483,7 @@
 </w:ftr>
 </file>
 
-<file path=word\numbering.xml><?xml version="1.0" encoding="utf-8"?>
+<file path=word/numbering.xml><?xml version="1.0" encoding="utf-8"?>
 <w:numbering xmlns:wpc="http://schemas.microsoft.com/office/word/2010/wordprocessingCanvas" xmlns:mc="http://schemas.openxmlformats.org/markup-compatibility/2006" xmlns:o="urn:schemas-microsoft-com:office:office" xmlns:r="http://schemas.openxmlformats.org/officeDocument/2006/relationships" xmlns:m="http://schemas.openxmlformats.org/officeDocument/2006/math" xmlns:v="urn:schemas-microsoft-com:vml" xmlns:wp14="http://schemas.microsoft.com/office/word/2010/wordprocessingDrawing" xmlns:wp="http://schemas.openxmlformats.org/drawingml/2006/wordprocessingDrawing" xmlns:w10="urn:schemas-microsoft-com:office:word" xmlns:w="http://schemas.openxmlformats.org/wordprocessingml/2006/main" xmlns:w14="http://schemas.microsoft.com/office/word/2010/wordml" xmlns:wpg="http://schemas.microsoft.com/office/word/2010/wordprocessingGroup" xmlns:wpi="http://schemas.microsoft.com/office/word/2010/wordprocessingInk" xmlns:wne="http://schemas.microsoft.com/office/word/2006/wordml" xmlns:wps="http://schemas.microsoft.com/office/word/2010/wordprocessingShape" xmlns:wpsCustomData="http://www.wps.cn/officeDocument/2013/wpsCustomData" mc:Ignorable="w14 wp14">
   <w:abstractNum w:abstractNumId="0">
     <w:nsid w:val="CA071E99"/>
@@ -12083,63 +12503,7 @@
 </w:numbering>
 </file>
 
-<file path=word\settings.xml><?xml version="1.0" encoding="utf-8"?>
-<w:settings xmlns:mc="http://schemas.openxmlformats.org/markup-compatibility/2006" xmlns:o="urn:schemas-microsoft-com:office:office" xmlns:r="http://schemas.openxmlformats.org/officeDocument/2006/relationships" xmlns:m="http://schemas.openxmlformats.org/officeDocument/2006/math" xmlns:v="urn:schemas-microsoft-com:vml" xmlns:w10="urn:schemas-microsoft-com:office:word" xmlns:w="http://schemas.openxmlformats.org/wordprocessingml/2006/main" xmlns:w14="http://schemas.microsoft.com/office/word/2010/wordml" xmlns:sl="http://schemas.openxmlformats.org/schemaLibrary/2006/main" xmlns:wpsCustomData="http://www.wps.cn/officeDocument/2013/wpsCustomData" mc:Ignorable="w14">
-  <w:zoom w:percent="100"/>
-  <w:embedSystemFonts/>
-  <w:bordersDoNotSurroundHeader w:val="0"/>
-  <w:bordersDoNotSurroundFooter w:val="0"/>
-  <w:documentProtection w:enforcement="0"/>
-  <w:defaultTabStop w:val="420"/>
-  <w:drawingGridVerticalSpacing w:val="156"/>
-  <w:displayHorizontalDrawingGridEvery w:val="1"/>
-  <w:displayVerticalDrawingGridEvery w:val="1"/>
-  <w:noPunctuationKerning w:val="1"/>
-  <w:characterSpacingControl w:val="compressPunctuation"/>
-  <w:compat>
-    <w:spaceForUL/>
-    <w:balanceSingleByteDoubleByteWidth/>
-    <w:doNotLeaveBackslashAlone/>
-    <w:ulTrailSpace/>
-    <w:doNotExpandShiftReturn/>
-    <w:adjustLineHeightInTable/>
-    <w:doNotWrapTextWithPunct/>
-    <w:doNotUseEastAsianBreakRules/>
-    <w:useFELayout/>
-    <w:doNotUseIndentAsNumberingTabStop/>
-    <w:compatSetting w:name="compatibilityMode" w:uri="http://schemas.microsoft.com/office/word" w:val="14"/>
-    <w:compatSetting w:name="overrideTableStyleFontSizeAndJustification" w:uri="http://schemas.microsoft.com/office/word" w:val="1"/>
-    <w:compatSetting w:name="enableOpenTypeFeatures" w:uri="http://schemas.microsoft.com/office/word" w:val="1"/>
-    <w:compatSetting w:name="doNotFlipMirrorIndents" w:uri="http://schemas.microsoft.com/office/word" w:val="1"/>
-  </w:compat>
-  <w:docVars>
-    <w:docVar w:name="commondata" w:val="eyJoZGlkIjoiZTI3MmVlZGZmNTAyNWI2NDgyZjY4MDkzMjJhMmYzYTAifQ=="/>
-  </w:docVars>
-  <w:rsids>
-    <w:rsidRoot w:val="00000000"/>
-    <w:rsid w:val="4CD33471"/>
-    <w:rsid w:val="622D755D"/>
-  </w:rsids>
-  <m:mathPr>
-    <m:mathFont m:val="Cambria Math"/>
-    <m:brkBin m:val="before"/>
-    <m:brkBinSub m:val="--"/>
-    <m:smallFrac m:val="0"/>
-    <m:dispDef/>
-    <m:lMargin m:val="0"/>
-    <m:rMargin m:val="0"/>
-    <m:defJc m:val="centerGroup"/>
-    <m:wrapIndent m:val="1440"/>
-    <m:intLim m:val="subSup"/>
-    <m:naryLim m:val="undOvr"/>
-  </m:mathPr>
-  <w:themeFontLang w:val="en-US" w:eastAsia="zh-CN"/>
-  <w:clrSchemeMapping w:bg1="light1" w:t1="dark1" w:bg2="light2" w:t2="dark2" w:accent1="accent1" w:accent2="accent2" w:accent3="accent3" w:accent4="accent4" w:accent5="accent5" w:accent6="accent6" w:hyperlink="hyperlink" w:followedHyperlink="followedHyperlink"/>
-  <w:doNotIncludeSubdocsInStats/>
-</w:settings>
-</file>
-
-<file path=word\styles.xml><?xml version="1.0" encoding="utf-8"?>
+<file path=word/styles.xml><?xml version="1.0" encoding="utf-8"?>
 <w:styles xmlns:mc="http://schemas.openxmlformats.org/markup-compatibility/2006" xmlns:o="urn:schemas-microsoft-com:office:office" xmlns:r="http://schemas.openxmlformats.org/officeDocument/2006/relationships" xmlns:m="http://schemas.openxmlformats.org/officeDocument/2006/math" xmlns:v="urn:schemas-microsoft-com:vml" xmlns:w="http://schemas.openxmlformats.org/wordprocessingml/2006/main" xmlns:w14="http://schemas.microsoft.com/office/word/2010/wordml" xmlns:w10="urn:schemas-microsoft-com:office:word" xmlns:sl="http://schemas.openxmlformats.org/schemaLibrary/2006/main" xmlns:wpsCustomData="http://www.wps.cn/officeDocument/2013/wpsCustomData" mc:Ignorable="w14">
   <w:docDefaults>
     <w:rPrDefault>
@@ -12445,7 +12809,7 @@
 </w:styles>
 </file>
 
-<file path=word\theme\theme1.xml><?xml version="1.0" encoding="utf-8"?>
+<file path=word/theme/theme1.xml><?xml version="1.0" encoding="utf-8"?>
 <a:theme xmlns:a="http://schemas.openxmlformats.org/drawingml/2006/main" name="WPS">
   <a:themeElements>
     <a:clrScheme name="WPS">
